--- a/GDD_A_Terra_do_Nunca.docx
+++ b/GDD_A_Terra_do_Nunca.docx
@@ -132,12 +132,6 @@
         <w:gridCol w:w="6240"/>
       </w:tblGrid>
       <w:tr>
-        <w:tblPrEx>
-          <w:tblCellMar>
-            <w:top w:w="0" w:type="dxa"/>
-            <w:bottom w:w="0" w:type="dxa"/>
-          </w:tblCellMar>
-        </w:tblPrEx>
         <w:trPr>
           <w:tblHeader/>
         </w:trPr>
@@ -183,12 +177,6 @@
         </w:tc>
       </w:tr>
       <w:tr>
-        <w:tblPrEx>
-          <w:tblCellMar>
-            <w:top w:w="0" w:type="dxa"/>
-            <w:bottom w:w="0" w:type="dxa"/>
-          </w:tblCellMar>
-        </w:tblPrEx>
         <w:trPr>
           <w:cantSplit/>
         </w:trPr>
@@ -240,12 +228,6 @@
         </w:tc>
       </w:tr>
       <w:tr>
-        <w:tblPrEx>
-          <w:tblCellMar>
-            <w:top w:w="0" w:type="dxa"/>
-            <w:bottom w:w="0" w:type="dxa"/>
-          </w:tblCellMar>
-        </w:tblPrEx>
         <w:trPr>
           <w:cantSplit/>
         </w:trPr>
@@ -297,12 +279,6 @@
         </w:tc>
       </w:tr>
       <w:tr>
-        <w:tblPrEx>
-          <w:tblCellMar>
-            <w:top w:w="0" w:type="dxa"/>
-            <w:bottom w:w="0" w:type="dxa"/>
-          </w:tblCellMar>
-        </w:tblPrEx>
         <w:trPr>
           <w:cantSplit/>
         </w:trPr>
@@ -354,12 +330,6 @@
         </w:tc>
       </w:tr>
       <w:tr>
-        <w:tblPrEx>
-          <w:tblCellMar>
-            <w:top w:w="0" w:type="dxa"/>
-            <w:bottom w:w="0" w:type="dxa"/>
-          </w:tblCellMar>
-        </w:tblPrEx>
         <w:trPr>
           <w:cantSplit/>
         </w:trPr>
@@ -411,12 +381,6 @@
         </w:tc>
       </w:tr>
       <w:tr>
-        <w:tblPrEx>
-          <w:tblCellMar>
-            <w:top w:w="0" w:type="dxa"/>
-            <w:bottom w:w="0" w:type="dxa"/>
-          </w:tblCellMar>
-        </w:tblPrEx>
         <w:trPr>
           <w:cantSplit/>
         </w:trPr>
@@ -468,12 +432,6 @@
         </w:tc>
       </w:tr>
       <w:tr>
-        <w:tblPrEx>
-          <w:tblCellMar>
-            <w:top w:w="0" w:type="dxa"/>
-            <w:bottom w:w="0" w:type="dxa"/>
-          </w:tblCellMar>
-        </w:tblPrEx>
         <w:trPr>
           <w:cantSplit/>
         </w:trPr>
@@ -525,12 +483,6 @@
         </w:tc>
       </w:tr>
       <w:tr>
-        <w:tblPrEx>
-          <w:tblCellMar>
-            <w:top w:w="0" w:type="dxa"/>
-            <w:bottom w:w="0" w:type="dxa"/>
-          </w:tblCellMar>
-        </w:tblPrEx>
         <w:trPr>
           <w:cantSplit/>
         </w:trPr>
@@ -582,12 +534,6 @@
         </w:tc>
       </w:tr>
       <w:tr>
-        <w:tblPrEx>
-          <w:tblCellMar>
-            <w:top w:w="0" w:type="dxa"/>
-            <w:bottom w:w="0" w:type="dxa"/>
-          </w:tblCellMar>
-        </w:tblPrEx>
         <w:trPr>
           <w:cantSplit/>
         </w:trPr>
@@ -639,12 +585,6 @@
         </w:tc>
       </w:tr>
       <w:tr>
-        <w:tblPrEx>
-          <w:tblCellMar>
-            <w:top w:w="0" w:type="dxa"/>
-            <w:bottom w:w="0" w:type="dxa"/>
-          </w:tblCellMar>
-        </w:tblPrEx>
         <w:trPr>
           <w:cantSplit/>
         </w:trPr>
@@ -717,12 +657,6 @@
         <w:gridCol w:w="9360"/>
       </w:tblGrid>
       <w:tr>
-        <w:tblPrEx>
-          <w:tblCellMar>
-            <w:top w:w="0" w:type="dxa"/>
-            <w:bottom w:w="0" w:type="dxa"/>
-          </w:tblCellMar>
-        </w:tblPrEx>
         <w:tc>
           <w:tcPr>
             <w:tcW w:w="9360" w:type="dxa"/>
@@ -1248,7 +1182,25 @@
           <w:sz w:val="19"/>
           <w:szCs w:val="19"/>
         </w:rPr>
-        <w:t>3.1 Wendy — o protagonista</w:t>
+        <w:t xml:space="preserve">3.1 </w:t>
+      </w:r>
+      <w:r>
+        <w:rPr>
+          <w:rFonts w:ascii="Arial" w:eastAsia="Arial" w:hAnsi="Arial" w:cs="Arial"/>
+          <w:color w:val="6E6A78"/>
+          <w:sz w:val="19"/>
+          <w:szCs w:val="19"/>
+        </w:rPr>
+        <w:t>James</w:t>
+      </w:r>
+      <w:r>
+        <w:rPr>
+          <w:rFonts w:ascii="Arial" w:eastAsia="Arial" w:hAnsi="Arial" w:cs="Arial"/>
+          <w:color w:val="6E6A78"/>
+          <w:sz w:val="19"/>
+          <w:szCs w:val="19"/>
+        </w:rPr>
+        <w:t xml:space="preserve"> — o protagonista</w:t>
       </w:r>
       <w:r>
         <w:rPr>
@@ -1286,16 +1238,7 @@
           <w:szCs w:val="19"/>
         </w:rPr>
         <w:tab/>
-        <w:t>1</w:t>
-      </w:r>
-      <w:r>
-        <w:rPr>
-          <w:rFonts w:ascii="Arial" w:eastAsia="Arial" w:hAnsi="Arial" w:cs="Arial"/>
-          <w:color w:val="6E6A78"/>
-          <w:sz w:val="19"/>
-          <w:szCs w:val="19"/>
-        </w:rPr>
-        <w:t>1</w:t>
+        <w:t>11</w:t>
       </w:r>
     </w:p>
     <w:p>
@@ -1351,16 +1294,7 @@
           <w:szCs w:val="19"/>
         </w:rPr>
         <w:tab/>
-        <w:t>1</w:t>
-      </w:r>
-      <w:r>
-        <w:rPr>
-          <w:rFonts w:ascii="Arial" w:eastAsia="Arial" w:hAnsi="Arial" w:cs="Arial"/>
-          <w:color w:val="6E6A78"/>
-          <w:sz w:val="19"/>
-          <w:szCs w:val="19"/>
-        </w:rPr>
-        <w:t>4</w:t>
+        <w:t>14</w:t>
       </w:r>
     </w:p>
     <w:p>
@@ -1388,16 +1322,7 @@
           <w:szCs w:val="19"/>
         </w:rPr>
         <w:tab/>
-        <w:t>1</w:t>
-      </w:r>
-      <w:r>
-        <w:rPr>
-          <w:rFonts w:ascii="Arial" w:eastAsia="Arial" w:hAnsi="Arial" w:cs="Arial"/>
-          <w:color w:val="6E6A78"/>
-          <w:sz w:val="19"/>
-          <w:szCs w:val="19"/>
-        </w:rPr>
-        <w:t>4</w:t>
+        <w:t>14</w:t>
       </w:r>
     </w:p>
     <w:p>
@@ -1427,7 +1352,165 @@
           <w:szCs w:val="24"/>
         </w:rPr>
         <w:tab/>
-        <w:t>1</w:t>
+        <w:t>15</w:t>
+      </w:r>
+    </w:p>
+    <w:p>
+      <w:pPr>
+        <w:tabs>
+          <w:tab w:val="right" w:leader="dot" w:pos="9360"/>
+        </w:tabs>
+        <w:spacing w:after="26" w:line="264" w:lineRule="auto"/>
+        <w:ind w:left="300"/>
+      </w:pPr>
+      <w:r>
+        <w:rPr>
+          <w:rFonts w:ascii="Arial" w:eastAsia="Arial" w:hAnsi="Arial" w:cs="Arial"/>
+          <w:color w:val="6E6A78"/>
+          <w:sz w:val="19"/>
+          <w:szCs w:val="19"/>
+        </w:rPr>
+        <w:t>4.1 O Quarto Real (prólogo)</w:t>
+      </w:r>
+      <w:r>
+        <w:rPr>
+          <w:rFonts w:ascii="Arial" w:eastAsia="Arial" w:hAnsi="Arial" w:cs="Arial"/>
+          <w:color w:val="6E6A78"/>
+          <w:sz w:val="19"/>
+          <w:szCs w:val="19"/>
+        </w:rPr>
+        <w:tab/>
+        <w:t>15</w:t>
+      </w:r>
+    </w:p>
+    <w:p>
+      <w:pPr>
+        <w:tabs>
+          <w:tab w:val="right" w:leader="dot" w:pos="9360"/>
+        </w:tabs>
+        <w:spacing w:after="26" w:line="264" w:lineRule="auto"/>
+        <w:ind w:left="300"/>
+      </w:pPr>
+      <w:r>
+        <w:rPr>
+          <w:rFonts w:ascii="Arial" w:eastAsia="Arial" w:hAnsi="Arial" w:cs="Arial"/>
+          <w:color w:val="6E6A78"/>
+          <w:sz w:val="19"/>
+          <w:szCs w:val="19"/>
+        </w:rPr>
+        <w:t>4.2 A Terra do Nunca aberta</w:t>
+      </w:r>
+      <w:r>
+        <w:rPr>
+          <w:rFonts w:ascii="Arial" w:eastAsia="Arial" w:hAnsi="Arial" w:cs="Arial"/>
+          <w:color w:val="6E6A78"/>
+          <w:sz w:val="19"/>
+          <w:szCs w:val="19"/>
+        </w:rPr>
+        <w:tab/>
+        <w:t>15</w:t>
+      </w:r>
+    </w:p>
+    <w:p>
+      <w:pPr>
+        <w:tabs>
+          <w:tab w:val="right" w:leader="dot" w:pos="9360"/>
+        </w:tabs>
+        <w:spacing w:after="26" w:line="264" w:lineRule="auto"/>
+        <w:ind w:left="300"/>
+      </w:pPr>
+      <w:r>
+        <w:rPr>
+          <w:rFonts w:ascii="Arial" w:eastAsia="Arial" w:hAnsi="Arial" w:cs="Arial"/>
+          <w:color w:val="6E6A78"/>
+          <w:sz w:val="19"/>
+          <w:szCs w:val="19"/>
+        </w:rPr>
+        <w:t>4.3 A Casa de Peter Pan (mapa principal)</w:t>
+      </w:r>
+      <w:r>
+        <w:rPr>
+          <w:rFonts w:ascii="Arial" w:eastAsia="Arial" w:hAnsi="Arial" w:cs="Arial"/>
+          <w:color w:val="6E6A78"/>
+          <w:sz w:val="19"/>
+          <w:szCs w:val="19"/>
+        </w:rPr>
+        <w:tab/>
+        <w:t>16</w:t>
+      </w:r>
+    </w:p>
+    <w:p>
+      <w:pPr>
+        <w:tabs>
+          <w:tab w:val="right" w:leader="dot" w:pos="9360"/>
+        </w:tabs>
+        <w:spacing w:after="26" w:line="264" w:lineRule="auto"/>
+        <w:ind w:left="300"/>
+      </w:pPr>
+      <w:r>
+        <w:rPr>
+          <w:rFonts w:ascii="Arial" w:eastAsia="Arial" w:hAnsi="Arial" w:cs="Arial"/>
+          <w:color w:val="6E6A78"/>
+          <w:sz w:val="19"/>
+          <w:szCs w:val="19"/>
+        </w:rPr>
+        <w:t>4.4 O Quarto de Peter Pan</w:t>
+      </w:r>
+      <w:r>
+        <w:rPr>
+          <w:rFonts w:ascii="Arial" w:eastAsia="Arial" w:hAnsi="Arial" w:cs="Arial"/>
+          <w:color w:val="6E6A78"/>
+          <w:sz w:val="19"/>
+          <w:szCs w:val="19"/>
+        </w:rPr>
+        <w:tab/>
+        <w:t>17</w:t>
+      </w:r>
+    </w:p>
+    <w:p>
+      <w:pPr>
+        <w:tabs>
+          <w:tab w:val="right" w:leader="dot" w:pos="9360"/>
+        </w:tabs>
+        <w:spacing w:after="26" w:line="264" w:lineRule="auto"/>
+        <w:ind w:left="300"/>
+      </w:pPr>
+      <w:r>
+        <w:rPr>
+          <w:rFonts w:ascii="Arial" w:eastAsia="Arial" w:hAnsi="Arial" w:cs="Arial"/>
+          <w:color w:val="6E6A78"/>
+          <w:sz w:val="19"/>
+          <w:szCs w:val="19"/>
+        </w:rPr>
+        <w:t>4.5 O Porão — o açougue</w:t>
+      </w:r>
+      <w:r>
+        <w:rPr>
+          <w:rFonts w:ascii="Arial" w:eastAsia="Arial" w:hAnsi="Arial" w:cs="Arial"/>
+          <w:color w:val="6E6A78"/>
+          <w:sz w:val="19"/>
+          <w:szCs w:val="19"/>
+        </w:rPr>
+        <w:tab/>
+        <w:t>17</w:t>
+      </w:r>
+    </w:p>
+    <w:p>
+      <w:pPr>
+        <w:tabs>
+          <w:tab w:val="right" w:leader="dot" w:pos="9360"/>
+        </w:tabs>
+        <w:spacing w:before="60" w:after="40" w:line="288" w:lineRule="auto"/>
+      </w:pPr>
+      <w:r>
+        <w:rPr>
+          <w:rFonts w:ascii="Arial" w:eastAsia="Arial" w:hAnsi="Arial" w:cs="Arial"/>
+          <w:b/>
+          <w:bCs/>
+          <w:sz w:val="24"/>
+          <w:szCs w:val="24"/>
+        </w:rPr>
+        <w:t>05 · Sistema de Jogo</w:t>
       </w:r>
       <w:r>
         <w:rPr>
@@ -1438,7 +1521,8 @@
           <w:sz w:val="24"/>
           <w:szCs w:val="24"/>
         </w:rPr>
-        <w:t>5</w:t>
+        <w:tab/>
+        <w:t>18</w:t>
       </w:r>
     </w:p>
     <w:p>
@@ -1456,7 +1540,7 @@
           <w:sz w:val="19"/>
           <w:szCs w:val="19"/>
         </w:rPr>
-        <w:t>4.1 O Quarto Real (prólogo)</w:t>
+        <w:t>5.1 Câmera e perspectiva</w:t>
       </w:r>
       <w:r>
         <w:rPr>
@@ -1466,16 +1550,7 @@
           <w:szCs w:val="19"/>
         </w:rPr>
         <w:tab/>
-        <w:t>1</w:t>
-      </w:r>
-      <w:r>
-        <w:rPr>
-          <w:rFonts w:ascii="Arial" w:eastAsia="Arial" w:hAnsi="Arial" w:cs="Arial"/>
-          <w:color w:val="6E6A78"/>
-          <w:sz w:val="19"/>
-          <w:szCs w:val="19"/>
-        </w:rPr>
-        <w:t>5</w:t>
+        <w:t>18</w:t>
       </w:r>
     </w:p>
     <w:p>
@@ -1493,7 +1568,7 @@
           <w:sz w:val="19"/>
           <w:szCs w:val="19"/>
         </w:rPr>
-        <w:t>4.2 A Terra do Nunca aberta</w:t>
+        <w:t>5.2 Controles (PC — referência)</w:t>
       </w:r>
       <w:r>
         <w:rPr>
@@ -1503,16 +1578,7 @@
           <w:szCs w:val="19"/>
         </w:rPr>
         <w:tab/>
-        <w:t>1</w:t>
-      </w:r>
-      <w:r>
-        <w:rPr>
-          <w:rFonts w:ascii="Arial" w:eastAsia="Arial" w:hAnsi="Arial" w:cs="Arial"/>
-          <w:color w:val="6E6A78"/>
-          <w:sz w:val="19"/>
-          <w:szCs w:val="19"/>
-        </w:rPr>
-        <w:t>5</w:t>
+        <w:t>18</w:t>
       </w:r>
     </w:p>
     <w:p>
@@ -1530,7 +1596,7 @@
           <w:sz w:val="19"/>
           <w:szCs w:val="19"/>
         </w:rPr>
-        <w:t>4.3 A Casa de Peter Pan (mapa principal)</w:t>
+        <w:t>5.3 Movimentação, fôlego e ruído</w:t>
       </w:r>
       <w:r>
         <w:rPr>
@@ -1540,16 +1606,7 @@
           <w:szCs w:val="19"/>
         </w:rPr>
         <w:tab/>
-        <w:t>1</w:t>
-      </w:r>
-      <w:r>
-        <w:rPr>
-          <w:rFonts w:ascii="Arial" w:eastAsia="Arial" w:hAnsi="Arial" w:cs="Arial"/>
-          <w:color w:val="6E6A78"/>
-          <w:sz w:val="19"/>
-          <w:szCs w:val="19"/>
-        </w:rPr>
-        <w:t>6</w:t>
+        <w:t>18</w:t>
       </w:r>
     </w:p>
     <w:p>
@@ -1567,7 +1624,7 @@
           <w:sz w:val="19"/>
           <w:szCs w:val="19"/>
         </w:rPr>
-        <w:t>4.4 O Quarto de Peter Pan</w:t>
+        <w:t>5.4 Esconder-se</w:t>
       </w:r>
       <w:r>
         <w:rPr>
@@ -1577,16 +1634,7 @@
           <w:szCs w:val="19"/>
         </w:rPr>
         <w:tab/>
-        <w:t>1</w:t>
-      </w:r>
-      <w:r>
-        <w:rPr>
-          <w:rFonts w:ascii="Arial" w:eastAsia="Arial" w:hAnsi="Arial" w:cs="Arial"/>
-          <w:color w:val="6E6A78"/>
-          <w:sz w:val="19"/>
-          <w:szCs w:val="19"/>
-        </w:rPr>
-        <w:t>7</w:t>
+        <w:t>19</w:t>
       </w:r>
     </w:p>
     <w:p>
@@ -1604,7 +1652,7 @@
           <w:sz w:val="19"/>
           <w:szCs w:val="19"/>
         </w:rPr>
-        <w:t>4.5 O Porão — o açougue</w:t>
+        <w:t>5.5 Inventário e itens</w:t>
       </w:r>
       <w:r>
         <w:rPr>
@@ -1614,8 +1662,17 @@
           <w:szCs w:val="19"/>
         </w:rPr>
         <w:tab/>
-        <w:t>1</w:t>
-      </w:r>
+        <w:t>19</w:t>
+      </w:r>
+    </w:p>
+    <w:p>
+      <w:pPr>
+        <w:tabs>
+          <w:tab w:val="right" w:leader="dot" w:pos="9360"/>
+        </w:tabs>
+        <w:spacing w:after="26" w:line="264" w:lineRule="auto"/>
+        <w:ind w:left="300"/>
+      </w:pPr>
       <w:r>
         <w:rPr>
           <w:rFonts w:ascii="Arial" w:eastAsia="Arial" w:hAnsi="Arial" w:cs="Arial"/>
@@ -1623,7 +1680,109 @@
           <w:sz w:val="19"/>
           <w:szCs w:val="19"/>
         </w:rPr>
-        <w:t>7</w:t>
+        <w:t>5.6 Mecânica-assinatura: Fechar os Olhos</w:t>
+      </w:r>
+      <w:r>
+        <w:rPr>
+          <w:rFonts w:ascii="Arial" w:eastAsia="Arial" w:hAnsi="Arial" w:cs="Arial"/>
+          <w:color w:val="6E6A78"/>
+          <w:sz w:val="19"/>
+          <w:szCs w:val="19"/>
+        </w:rPr>
+        <w:tab/>
+        <w:t>19</w:t>
+      </w:r>
+    </w:p>
+    <w:p>
+      <w:pPr>
+        <w:tabs>
+          <w:tab w:val="right" w:leader="dot" w:pos="9360"/>
+        </w:tabs>
+        <w:spacing w:after="26" w:line="264" w:lineRule="auto"/>
+        <w:ind w:left="300"/>
+      </w:pPr>
+      <w:r>
+        <w:rPr>
+          <w:rFonts w:ascii="Arial" w:eastAsia="Arial" w:hAnsi="Arial" w:cs="Arial"/>
+          <w:color w:val="6E6A78"/>
+          <w:sz w:val="19"/>
+          <w:szCs w:val="19"/>
+        </w:rPr>
+        <w:t>5.7 Captura, morte e save</w:t>
+      </w:r>
+      <w:r>
+        <w:rPr>
+          <w:rFonts w:ascii="Arial" w:eastAsia="Arial" w:hAnsi="Arial" w:cs="Arial"/>
+          <w:color w:val="6E6A78"/>
+          <w:sz w:val="19"/>
+          <w:szCs w:val="19"/>
+        </w:rPr>
+        <w:tab/>
+      </w:r>
+      <w:r>
+        <w:rPr>
+          <w:rFonts w:ascii="Arial" w:eastAsia="Arial" w:hAnsi="Arial" w:cs="Arial"/>
+          <w:color w:val="6E6A78"/>
+          <w:sz w:val="19"/>
+          <w:szCs w:val="19"/>
+        </w:rPr>
+        <w:t>19</w:t>
+      </w:r>
+    </w:p>
+    <w:p>
+      <w:pPr>
+        <w:tabs>
+          <w:tab w:val="right" w:leader="dot" w:pos="9360"/>
+        </w:tabs>
+        <w:spacing w:after="26" w:line="264" w:lineRule="auto"/>
+        <w:ind w:left="300"/>
+      </w:pPr>
+      <w:r>
+        <w:rPr>
+          <w:rFonts w:ascii="Arial" w:eastAsia="Arial" w:hAnsi="Arial" w:cs="Arial"/>
+          <w:color w:val="6E6A78"/>
+          <w:sz w:val="19"/>
+          <w:szCs w:val="19"/>
+        </w:rPr>
+        <w:t>5.8 O loop central</w:t>
+      </w:r>
+      <w:r>
+        <w:rPr>
+          <w:rFonts w:ascii="Arial" w:eastAsia="Arial" w:hAnsi="Arial" w:cs="Arial"/>
+          <w:color w:val="6E6A78"/>
+          <w:sz w:val="19"/>
+          <w:szCs w:val="19"/>
+        </w:rPr>
+        <w:tab/>
+        <w:t>20</w:t>
+      </w:r>
+    </w:p>
+    <w:p>
+      <w:pPr>
+        <w:tabs>
+          <w:tab w:val="right" w:leader="dot" w:pos="9360"/>
+        </w:tabs>
+        <w:spacing w:after="26" w:line="264" w:lineRule="auto"/>
+        <w:ind w:left="300"/>
+      </w:pPr>
+      <w:r>
+        <w:rPr>
+          <w:rFonts w:ascii="Arial" w:eastAsia="Arial" w:hAnsi="Arial" w:cs="Arial"/>
+          <w:color w:val="6E6A78"/>
+          <w:sz w:val="19"/>
+          <w:szCs w:val="19"/>
+        </w:rPr>
+        <w:t>5.9 Sistema de diálogo e Lucidez</w:t>
+      </w:r>
+      <w:r>
+        <w:rPr>
+          <w:rFonts w:ascii="Arial" w:eastAsia="Arial" w:hAnsi="Arial" w:cs="Arial"/>
+          <w:color w:val="6E6A78"/>
+          <w:sz w:val="19"/>
+          <w:szCs w:val="19"/>
+        </w:rPr>
+        <w:tab/>
+        <w:t>20</w:t>
       </w:r>
     </w:p>
     <w:p>
@@ -1641,7 +1800,7 @@
           <w:sz w:val="24"/>
           <w:szCs w:val="24"/>
         </w:rPr>
-        <w:t>05 · Sistema de Jogo</w:t>
+        <w:t>06 · Inimigos e IA</w:t>
       </w:r>
       <w:r>
         <w:rPr>
@@ -1653,18 +1812,7 @@
           <w:szCs w:val="24"/>
         </w:rPr>
         <w:tab/>
-        <w:t>1</w:t>
-      </w:r>
-      <w:r>
-        <w:rPr>
-          <w:rFonts w:ascii="Arial" w:eastAsia="Arial" w:hAnsi="Arial" w:cs="Arial"/>
-          <w:b/>
-          <w:bCs/>
-          <w:color w:val="8E1F27"/>
-          <w:sz w:val="24"/>
-          <w:szCs w:val="24"/>
-        </w:rPr>
-        <w:t>8</w:t>
+        <w:t>22</w:t>
       </w:r>
     </w:p>
     <w:p>
@@ -1682,7 +1830,7 @@
           <w:sz w:val="19"/>
           <w:szCs w:val="19"/>
         </w:rPr>
-        <w:t>5.1 Câmera e perspectiva</w:t>
+        <w:t>6.1 Sininho (forma monstro) — visão geral de IA</w:t>
       </w:r>
       <w:r>
         <w:rPr>
@@ -1692,16 +1840,7 @@
           <w:szCs w:val="19"/>
         </w:rPr>
         <w:tab/>
-        <w:t>1</w:t>
-      </w:r>
-      <w:r>
-        <w:rPr>
-          <w:rFonts w:ascii="Arial" w:eastAsia="Arial" w:hAnsi="Arial" w:cs="Arial"/>
-          <w:color w:val="6E6A78"/>
-          <w:sz w:val="19"/>
-          <w:szCs w:val="19"/>
-        </w:rPr>
-        <w:t>8</w:t>
+        <w:t>22</w:t>
       </w:r>
     </w:p>
     <w:p>
@@ -1719,7 +1858,7 @@
           <w:sz w:val="19"/>
           <w:szCs w:val="19"/>
         </w:rPr>
-        <w:t>5.2 Controles (PC — referência)</w:t>
+        <w:t>6.2 Peter Pan (ameaça roteirizada)</w:t>
       </w:r>
       <w:r>
         <w:rPr>
@@ -1729,387 +1868,7 @@
           <w:szCs w:val="19"/>
         </w:rPr>
         <w:tab/>
-        <w:t>1</w:t>
-      </w:r>
-      <w:r>
-        <w:rPr>
-          <w:rFonts w:ascii="Arial" w:eastAsia="Arial" w:hAnsi="Arial" w:cs="Arial"/>
-          <w:color w:val="6E6A78"/>
-          <w:sz w:val="19"/>
-          <w:szCs w:val="19"/>
-        </w:rPr>
-        <w:t>8</w:t>
-      </w:r>
-    </w:p>
-    <w:p>
-      <w:pPr>
-        <w:tabs>
-          <w:tab w:val="right" w:leader="dot" w:pos="9360"/>
-        </w:tabs>
-        <w:spacing w:after="26" w:line="264" w:lineRule="auto"/>
-        <w:ind w:left="300"/>
-      </w:pPr>
-      <w:r>
-        <w:rPr>
-          <w:rFonts w:ascii="Arial" w:eastAsia="Arial" w:hAnsi="Arial" w:cs="Arial"/>
-          <w:color w:val="6E6A78"/>
-          <w:sz w:val="19"/>
-          <w:szCs w:val="19"/>
-        </w:rPr>
-        <w:t>5.3 Movimentação, fôlego e ruído</w:t>
-      </w:r>
-      <w:r>
-        <w:rPr>
-          <w:rFonts w:ascii="Arial" w:eastAsia="Arial" w:hAnsi="Arial" w:cs="Arial"/>
-          <w:color w:val="6E6A78"/>
-          <w:sz w:val="19"/>
-          <w:szCs w:val="19"/>
-        </w:rPr>
-        <w:tab/>
-        <w:t>1</w:t>
-      </w:r>
-      <w:r>
-        <w:rPr>
-          <w:rFonts w:ascii="Arial" w:eastAsia="Arial" w:hAnsi="Arial" w:cs="Arial"/>
-          <w:color w:val="6E6A78"/>
-          <w:sz w:val="19"/>
-          <w:szCs w:val="19"/>
-        </w:rPr>
-        <w:t>8</w:t>
-      </w:r>
-    </w:p>
-    <w:p>
-      <w:pPr>
-        <w:tabs>
-          <w:tab w:val="right" w:leader="dot" w:pos="9360"/>
-        </w:tabs>
-        <w:spacing w:after="26" w:line="264" w:lineRule="auto"/>
-        <w:ind w:left="300"/>
-      </w:pPr>
-      <w:r>
-        <w:rPr>
-          <w:rFonts w:ascii="Arial" w:eastAsia="Arial" w:hAnsi="Arial" w:cs="Arial"/>
-          <w:color w:val="6E6A78"/>
-          <w:sz w:val="19"/>
-          <w:szCs w:val="19"/>
-        </w:rPr>
-        <w:t>5.4 Esconder-se</w:t>
-      </w:r>
-      <w:r>
-        <w:rPr>
-          <w:rFonts w:ascii="Arial" w:eastAsia="Arial" w:hAnsi="Arial" w:cs="Arial"/>
-          <w:color w:val="6E6A78"/>
-          <w:sz w:val="19"/>
-          <w:szCs w:val="19"/>
-        </w:rPr>
-        <w:tab/>
-        <w:t>1</w:t>
-      </w:r>
-      <w:r>
-        <w:rPr>
-          <w:rFonts w:ascii="Arial" w:eastAsia="Arial" w:hAnsi="Arial" w:cs="Arial"/>
-          <w:color w:val="6E6A78"/>
-          <w:sz w:val="19"/>
-          <w:szCs w:val="19"/>
-        </w:rPr>
-        <w:t>9</w:t>
-      </w:r>
-    </w:p>
-    <w:p>
-      <w:pPr>
-        <w:tabs>
-          <w:tab w:val="right" w:leader="dot" w:pos="9360"/>
-        </w:tabs>
-        <w:spacing w:after="26" w:line="264" w:lineRule="auto"/>
-        <w:ind w:left="300"/>
-      </w:pPr>
-      <w:r>
-        <w:rPr>
-          <w:rFonts w:ascii="Arial" w:eastAsia="Arial" w:hAnsi="Arial" w:cs="Arial"/>
-          <w:color w:val="6E6A78"/>
-          <w:sz w:val="19"/>
-          <w:szCs w:val="19"/>
-        </w:rPr>
-        <w:t>5.5 Inventário e itens</w:t>
-      </w:r>
-      <w:r>
-        <w:rPr>
-          <w:rFonts w:ascii="Arial" w:eastAsia="Arial" w:hAnsi="Arial" w:cs="Arial"/>
-          <w:color w:val="6E6A78"/>
-          <w:sz w:val="19"/>
-          <w:szCs w:val="19"/>
-        </w:rPr>
-        <w:tab/>
-        <w:t>1</w:t>
-      </w:r>
-      <w:r>
-        <w:rPr>
-          <w:rFonts w:ascii="Arial" w:eastAsia="Arial" w:hAnsi="Arial" w:cs="Arial"/>
-          <w:color w:val="6E6A78"/>
-          <w:sz w:val="19"/>
-          <w:szCs w:val="19"/>
-        </w:rPr>
-        <w:t>9</w:t>
-      </w:r>
-    </w:p>
-    <w:p>
-      <w:pPr>
-        <w:tabs>
-          <w:tab w:val="right" w:leader="dot" w:pos="9360"/>
-        </w:tabs>
-        <w:spacing w:after="26" w:line="264" w:lineRule="auto"/>
-        <w:ind w:left="300"/>
-      </w:pPr>
-      <w:r>
-        <w:rPr>
-          <w:rFonts w:ascii="Arial" w:eastAsia="Arial" w:hAnsi="Arial" w:cs="Arial"/>
-          <w:color w:val="6E6A78"/>
-          <w:sz w:val="19"/>
-          <w:szCs w:val="19"/>
-        </w:rPr>
-        <w:t>5.6 Mecânica-assinatura: Fechar os Olhos</w:t>
-      </w:r>
-      <w:r>
-        <w:rPr>
-          <w:rFonts w:ascii="Arial" w:eastAsia="Arial" w:hAnsi="Arial" w:cs="Arial"/>
-          <w:color w:val="6E6A78"/>
-          <w:sz w:val="19"/>
-          <w:szCs w:val="19"/>
-        </w:rPr>
-        <w:tab/>
-        <w:t>1</w:t>
-      </w:r>
-      <w:r>
-        <w:rPr>
-          <w:rFonts w:ascii="Arial" w:eastAsia="Arial" w:hAnsi="Arial" w:cs="Arial"/>
-          <w:color w:val="6E6A78"/>
-          <w:sz w:val="19"/>
-          <w:szCs w:val="19"/>
-        </w:rPr>
-        <w:t>9</w:t>
-      </w:r>
-    </w:p>
-    <w:p>
-      <w:pPr>
-        <w:tabs>
-          <w:tab w:val="right" w:leader="dot" w:pos="9360"/>
-        </w:tabs>
-        <w:spacing w:after="26" w:line="264" w:lineRule="auto"/>
-        <w:ind w:left="300"/>
-      </w:pPr>
-      <w:r>
-        <w:rPr>
-          <w:rFonts w:ascii="Arial" w:eastAsia="Arial" w:hAnsi="Arial" w:cs="Arial"/>
-          <w:color w:val="6E6A78"/>
-          <w:sz w:val="19"/>
-          <w:szCs w:val="19"/>
-        </w:rPr>
-        <w:t>5.7 Captura, morte e save</w:t>
-      </w:r>
-      <w:r>
-        <w:rPr>
-          <w:rFonts w:ascii="Arial" w:eastAsia="Arial" w:hAnsi="Arial" w:cs="Arial"/>
-          <w:color w:val="6E6A78"/>
-          <w:sz w:val="19"/>
-          <w:szCs w:val="19"/>
-        </w:rPr>
-        <w:tab/>
-      </w:r>
-      <w:r>
-        <w:rPr>
-          <w:rFonts w:ascii="Arial" w:eastAsia="Arial" w:hAnsi="Arial" w:cs="Arial"/>
-          <w:color w:val="6E6A78"/>
-          <w:sz w:val="19"/>
-          <w:szCs w:val="19"/>
-        </w:rPr>
-        <w:t>19</w:t>
-      </w:r>
-    </w:p>
-    <w:p>
-      <w:pPr>
-        <w:tabs>
-          <w:tab w:val="right" w:leader="dot" w:pos="9360"/>
-        </w:tabs>
-        <w:spacing w:after="26" w:line="264" w:lineRule="auto"/>
-        <w:ind w:left="300"/>
-      </w:pPr>
-      <w:r>
-        <w:rPr>
-          <w:rFonts w:ascii="Arial" w:eastAsia="Arial" w:hAnsi="Arial" w:cs="Arial"/>
-          <w:color w:val="6E6A78"/>
-          <w:sz w:val="19"/>
-          <w:szCs w:val="19"/>
-        </w:rPr>
-        <w:t>5.8 O loop central</w:t>
-      </w:r>
-      <w:r>
-        <w:rPr>
-          <w:rFonts w:ascii="Arial" w:eastAsia="Arial" w:hAnsi="Arial" w:cs="Arial"/>
-          <w:color w:val="6E6A78"/>
-          <w:sz w:val="19"/>
-          <w:szCs w:val="19"/>
-        </w:rPr>
-        <w:tab/>
-      </w:r>
-      <w:r>
-        <w:rPr>
-          <w:rFonts w:ascii="Arial" w:eastAsia="Arial" w:hAnsi="Arial" w:cs="Arial"/>
-          <w:color w:val="6E6A78"/>
-          <w:sz w:val="19"/>
-          <w:szCs w:val="19"/>
-        </w:rPr>
-        <w:t>20</w:t>
-      </w:r>
-    </w:p>
-    <w:p>
-      <w:pPr>
-        <w:tabs>
-          <w:tab w:val="right" w:leader="dot" w:pos="9360"/>
-        </w:tabs>
-        <w:spacing w:after="26" w:line="264" w:lineRule="auto"/>
-        <w:ind w:left="300"/>
-      </w:pPr>
-      <w:r>
-        <w:rPr>
-          <w:rFonts w:ascii="Arial" w:eastAsia="Arial" w:hAnsi="Arial" w:cs="Arial"/>
-          <w:color w:val="6E6A78"/>
-          <w:sz w:val="19"/>
-          <w:szCs w:val="19"/>
-        </w:rPr>
-        <w:t>5.9 Sistema de diálogo e Lucidez</w:t>
-      </w:r>
-      <w:r>
-        <w:rPr>
-          <w:rFonts w:ascii="Arial" w:eastAsia="Arial" w:hAnsi="Arial" w:cs="Arial"/>
-          <w:color w:val="6E6A78"/>
-          <w:sz w:val="19"/>
-          <w:szCs w:val="19"/>
-        </w:rPr>
-        <w:tab/>
-      </w:r>
-      <w:r>
-        <w:rPr>
-          <w:rFonts w:ascii="Arial" w:eastAsia="Arial" w:hAnsi="Arial" w:cs="Arial"/>
-          <w:color w:val="6E6A78"/>
-          <w:sz w:val="19"/>
-          <w:szCs w:val="19"/>
-        </w:rPr>
-        <w:t>20</w:t>
-      </w:r>
-    </w:p>
-    <w:p>
-      <w:pPr>
-        <w:tabs>
-          <w:tab w:val="right" w:leader="dot" w:pos="9360"/>
-        </w:tabs>
-        <w:spacing w:before="60" w:after="40" w:line="288" w:lineRule="auto"/>
-      </w:pPr>
-      <w:r>
-        <w:rPr>
-          <w:rFonts w:ascii="Arial" w:eastAsia="Arial" w:hAnsi="Arial" w:cs="Arial"/>
-          <w:b/>
-          <w:bCs/>
-          <w:sz w:val="24"/>
-          <w:szCs w:val="24"/>
-        </w:rPr>
-        <w:t>06 · Inimigos e IA</w:t>
-      </w:r>
-      <w:r>
-        <w:rPr>
-          <w:rFonts w:ascii="Arial" w:eastAsia="Arial" w:hAnsi="Arial" w:cs="Arial"/>
-          <w:b/>
-          <w:bCs/>
-          <w:color w:val="8E1F27"/>
-          <w:sz w:val="24"/>
-          <w:szCs w:val="24"/>
-        </w:rPr>
-        <w:tab/>
-        <w:t>2</w:t>
-      </w:r>
-      <w:r>
-        <w:rPr>
-          <w:rFonts w:ascii="Arial" w:eastAsia="Arial" w:hAnsi="Arial" w:cs="Arial"/>
-          <w:b/>
-          <w:bCs/>
-          <w:color w:val="8E1F27"/>
-          <w:sz w:val="24"/>
-          <w:szCs w:val="24"/>
-        </w:rPr>
-        <w:t>2</w:t>
-      </w:r>
-    </w:p>
-    <w:p>
-      <w:pPr>
-        <w:tabs>
-          <w:tab w:val="right" w:leader="dot" w:pos="9360"/>
-        </w:tabs>
-        <w:spacing w:after="26" w:line="264" w:lineRule="auto"/>
-        <w:ind w:left="300"/>
-      </w:pPr>
-      <w:r>
-        <w:rPr>
-          <w:rFonts w:ascii="Arial" w:eastAsia="Arial" w:hAnsi="Arial" w:cs="Arial"/>
-          <w:color w:val="6E6A78"/>
-          <w:sz w:val="19"/>
-          <w:szCs w:val="19"/>
-        </w:rPr>
-        <w:t>6.1 Sininho (forma monstro) — visão geral de IA</w:t>
-      </w:r>
-      <w:r>
-        <w:rPr>
-          <w:rFonts w:ascii="Arial" w:eastAsia="Arial" w:hAnsi="Arial" w:cs="Arial"/>
-          <w:color w:val="6E6A78"/>
-          <w:sz w:val="19"/>
-          <w:szCs w:val="19"/>
-        </w:rPr>
-        <w:tab/>
-        <w:t>2</w:t>
-      </w:r>
-      <w:r>
-        <w:rPr>
-          <w:rFonts w:ascii="Arial" w:eastAsia="Arial" w:hAnsi="Arial" w:cs="Arial"/>
-          <w:color w:val="6E6A78"/>
-          <w:sz w:val="19"/>
-          <w:szCs w:val="19"/>
-        </w:rPr>
-        <w:t>2</w:t>
-      </w:r>
-    </w:p>
-    <w:p>
-      <w:pPr>
-        <w:tabs>
-          <w:tab w:val="right" w:leader="dot" w:pos="9360"/>
-        </w:tabs>
-        <w:spacing w:after="26" w:line="264" w:lineRule="auto"/>
-        <w:ind w:left="300"/>
-      </w:pPr>
-      <w:r>
-        <w:rPr>
-          <w:rFonts w:ascii="Arial" w:eastAsia="Arial" w:hAnsi="Arial" w:cs="Arial"/>
-          <w:color w:val="6E6A78"/>
-          <w:sz w:val="19"/>
-          <w:szCs w:val="19"/>
-        </w:rPr>
-        <w:t>6.2 Peter Pan (ameaça roteirizada)</w:t>
-      </w:r>
-      <w:r>
-        <w:rPr>
-          <w:rFonts w:ascii="Arial" w:eastAsia="Arial" w:hAnsi="Arial" w:cs="Arial"/>
-          <w:color w:val="6E6A78"/>
-          <w:sz w:val="19"/>
-          <w:szCs w:val="19"/>
-        </w:rPr>
-        <w:tab/>
-        <w:t>2</w:t>
-      </w:r>
-      <w:r>
-        <w:rPr>
-          <w:rFonts w:ascii="Arial" w:eastAsia="Arial" w:hAnsi="Arial" w:cs="Arial"/>
-          <w:color w:val="6E6A78"/>
-          <w:sz w:val="19"/>
-          <w:szCs w:val="19"/>
-        </w:rPr>
-        <w:t>3</w:t>
+        <w:t>23</w:t>
       </w:r>
     </w:p>
     <w:p>
@@ -3746,12 +3505,6 @@
         <w:gridCol w:w="9360"/>
       </w:tblGrid>
       <w:tr>
-        <w:tblPrEx>
-          <w:tblCellMar>
-            <w:top w:w="0" w:type="dxa"/>
-            <w:bottom w:w="0" w:type="dxa"/>
-          </w:tblCellMar>
-        </w:tblPrEx>
         <w:tc>
           <w:tcPr>
             <w:tcW w:w="9360" w:type="dxa"/>
@@ -3771,7 +3524,25 @@
                 <w:sz w:val="23"/>
                 <w:szCs w:val="23"/>
               </w:rPr>
-              <w:t>Um survival horror em primeira pessoa, com estética de PS1/VHS, em que um menino chamado Wendy foge da realidade violenta de sua casa e acorda na Terra do Nunca — um paraíso infantil que, à noite, revela ser uma armadilha. Sem armas, sem combate: apenas itens, esconderijos, enigmas e a coragem de uma criança que só quer voltar para casa.</w:t>
+              <w:t xml:space="preserve">Um survival horror em primeira pessoa, com estética de PS1/VHS, em que um menino chamado </w:t>
+            </w:r>
+            <w:r>
+              <w:rPr>
+                <w:i/>
+                <w:iCs/>
+                <w:sz w:val="23"/>
+                <w:szCs w:val="23"/>
+              </w:rPr>
+              <w:t>James</w:t>
+            </w:r>
+            <w:r>
+              <w:rPr>
+                <w:i/>
+                <w:iCs/>
+                <w:sz w:val="23"/>
+                <w:szCs w:val="23"/>
+              </w:rPr>
+              <w:t xml:space="preserve"> foge da realidade violenta de sua casa e acorda na Terra do Nunca — um paraíso infantil que, à noite, revela ser uma armadilha. Sem armas, sem combate: apenas itens, esconderijos, enigmas e a coragem de uma criança que só quer voltar para casa.</w:t>
             </w:r>
           </w:p>
         </w:tc>
@@ -3827,12 +3598,6 @@
         <w:gridCol w:w="6240"/>
       </w:tblGrid>
       <w:tr>
-        <w:tblPrEx>
-          <w:tblCellMar>
-            <w:top w:w="0" w:type="dxa"/>
-            <w:bottom w:w="0" w:type="dxa"/>
-          </w:tblCellMar>
-        </w:tblPrEx>
         <w:trPr>
           <w:tblHeader/>
         </w:trPr>
@@ -3890,12 +3655,6 @@
         </w:tc>
       </w:tr>
       <w:tr>
-        <w:tblPrEx>
-          <w:tblCellMar>
-            <w:top w:w="0" w:type="dxa"/>
-            <w:bottom w:w="0" w:type="dxa"/>
-          </w:tblCellMar>
-        </w:tblPrEx>
         <w:trPr>
           <w:cantSplit/>
         </w:trPr>
@@ -3947,12 +3706,6 @@
         </w:tc>
       </w:tr>
       <w:tr>
-        <w:tblPrEx>
-          <w:tblCellMar>
-            <w:top w:w="0" w:type="dxa"/>
-            <w:bottom w:w="0" w:type="dxa"/>
-          </w:tblCellMar>
-        </w:tblPrEx>
         <w:trPr>
           <w:cantSplit/>
         </w:trPr>
@@ -4004,12 +3757,6 @@
         </w:tc>
       </w:tr>
       <w:tr>
-        <w:tblPrEx>
-          <w:tblCellMar>
-            <w:top w:w="0" w:type="dxa"/>
-            <w:bottom w:w="0" w:type="dxa"/>
-          </w:tblCellMar>
-        </w:tblPrEx>
         <w:trPr>
           <w:cantSplit/>
         </w:trPr>
@@ -4061,12 +3808,6 @@
         </w:tc>
       </w:tr>
       <w:tr>
-        <w:tblPrEx>
-          <w:tblCellMar>
-            <w:top w:w="0" w:type="dxa"/>
-            <w:bottom w:w="0" w:type="dxa"/>
-          </w:tblCellMar>
-        </w:tblPrEx>
         <w:trPr>
           <w:cantSplit/>
         </w:trPr>
@@ -4118,12 +3859,6 @@
         </w:tc>
       </w:tr>
       <w:tr>
-        <w:tblPrEx>
-          <w:tblCellMar>
-            <w:top w:w="0" w:type="dxa"/>
-            <w:bottom w:w="0" w:type="dxa"/>
-          </w:tblCellMar>
-        </w:tblPrEx>
         <w:trPr>
           <w:cantSplit/>
         </w:trPr>
@@ -4175,12 +3910,6 @@
         </w:tc>
       </w:tr>
       <w:tr>
-        <w:tblPrEx>
-          <w:tblCellMar>
-            <w:top w:w="0" w:type="dxa"/>
-            <w:bottom w:w="0" w:type="dxa"/>
-          </w:tblCellMar>
-        </w:tblPrEx>
         <w:trPr>
           <w:cantSplit/>
         </w:trPr>
@@ -4232,12 +3961,6 @@
         </w:tc>
       </w:tr>
       <w:tr>
-        <w:tblPrEx>
-          <w:tblCellMar>
-            <w:top w:w="0" w:type="dxa"/>
-            <w:bottom w:w="0" w:type="dxa"/>
-          </w:tblCellMar>
-        </w:tblPrEx>
         <w:trPr>
           <w:cantSplit/>
         </w:trPr>
@@ -4289,12 +4012,6 @@
         </w:tc>
       </w:tr>
       <w:tr>
-        <w:tblPrEx>
-          <w:tblCellMar>
-            <w:top w:w="0" w:type="dxa"/>
-            <w:bottom w:w="0" w:type="dxa"/>
-          </w:tblCellMar>
-        </w:tblPrEx>
         <w:trPr>
           <w:cantSplit/>
         </w:trPr>
@@ -4393,7 +4110,10 @@
         <w:t xml:space="preserve">VULNERABILIDADE ABSOLUTA — </w:t>
       </w:r>
       <w:r>
-        <w:t>Wendy é uma criança. Não há armas, golpes ou contra-ataques. Todo poder do jogador vem de conhecimento (rotas, padrões, enigmas) e itens. O medo nasce da impotência física.</w:t>
+        <w:t>James</w:t>
+      </w:r>
+      <w:r>
+        <w:t xml:space="preserve"> é uma criança. Não há armas, golpes ou contra-ataques. Todo poder do jogador vem de conhecimento (rotas, padrões, enigmas) e itens. O medo nasce da impotência física.</w:t>
       </w:r>
     </w:p>
     <w:p>
@@ -4502,12 +4222,6 @@
         <w:gridCol w:w="3480"/>
       </w:tblGrid>
       <w:tr>
-        <w:tblPrEx>
-          <w:tblCellMar>
-            <w:top w:w="0" w:type="dxa"/>
-            <w:bottom w:w="0" w:type="dxa"/>
-          </w:tblCellMar>
-        </w:tblPrEx>
         <w:trPr>
           <w:tblHeader/>
         </w:trPr>
@@ -4591,12 +4305,6 @@
         </w:tc>
       </w:tr>
       <w:tr>
-        <w:tblPrEx>
-          <w:tblCellMar>
-            <w:top w:w="0" w:type="dxa"/>
-            <w:bottom w:w="0" w:type="dxa"/>
-          </w:tblCellMar>
-        </w:tblPrEx>
         <w:trPr>
           <w:cantSplit/>
         </w:trPr>
@@ -4671,12 +4379,6 @@
         </w:tc>
       </w:tr>
       <w:tr>
-        <w:tblPrEx>
-          <w:tblCellMar>
-            <w:top w:w="0" w:type="dxa"/>
-            <w:bottom w:w="0" w:type="dxa"/>
-          </w:tblCellMar>
-        </w:tblPrEx>
         <w:trPr>
           <w:cantSplit/>
         </w:trPr>
@@ -4751,12 +4453,6 @@
         </w:tc>
       </w:tr>
       <w:tr>
-        <w:tblPrEx>
-          <w:tblCellMar>
-            <w:top w:w="0" w:type="dxa"/>
-            <w:bottom w:w="0" w:type="dxa"/>
-          </w:tblCellMar>
-        </w:tblPrEx>
         <w:trPr>
           <w:cantSplit/>
         </w:trPr>
@@ -4831,12 +4527,6 @@
         </w:tc>
       </w:tr>
       <w:tr>
-        <w:tblPrEx>
-          <w:tblCellMar>
-            <w:top w:w="0" w:type="dxa"/>
-            <w:bottom w:w="0" w:type="dxa"/>
-          </w:tblCellMar>
-        </w:tblPrEx>
         <w:trPr>
           <w:cantSplit/>
         </w:trPr>
@@ -4911,12 +4601,6 @@
         </w:tc>
       </w:tr>
       <w:tr>
-        <w:tblPrEx>
-          <w:tblCellMar>
-            <w:top w:w="0" w:type="dxa"/>
-            <w:bottom w:w="0" w:type="dxa"/>
-          </w:tblCellMar>
-        </w:tblPrEx>
         <w:trPr>
           <w:cantSplit/>
         </w:trPr>
@@ -4991,12 +4675,6 @@
         </w:tc>
       </w:tr>
       <w:tr>
-        <w:tblPrEx>
-          <w:tblCellMar>
-            <w:top w:w="0" w:type="dxa"/>
-            <w:bottom w:w="0" w:type="dxa"/>
-          </w:tblCellMar>
-        </w:tblPrEx>
         <w:trPr>
           <w:cantSplit/>
         </w:trPr>
@@ -5071,12 +4749,6 @@
         </w:tc>
       </w:tr>
       <w:tr>
-        <w:tblPrEx>
-          <w:tblCellMar>
-            <w:top w:w="0" w:type="dxa"/>
-            <w:bottom w:w="0" w:type="dxa"/>
-          </w:tblCellMar>
-        </w:tblPrEx>
         <w:trPr>
           <w:cantSplit/>
         </w:trPr>
@@ -5373,7 +5045,7 @@
         <w:spacing w:after="160" w:line="300" w:lineRule="auto"/>
       </w:pPr>
       <w:r>
-        <w:t>Wendy, um menino de cerca de 9 anos, vive em um lar marcado pela violência doméstica. Para sobreviver emocionalmente, desenvolveu um ritual: fechar os olhos e fugir para dentro das próprias memórias felizes. Numa dessas fugas, ele abre os olhos em outro lugar — a Terra do Nunca. O que parece um sonho de proteção se revela, numa única noite, um cativeiro do qual nenhuma criança jamais saiu.</w:t>
+        <w:t>James, um menino de cerca de 9 anos, vive em um lar marcado pela violência doméstica. Para sobreviver emocionalmente, desenvolveu um ritual: fechar os olhos e fugir para dentro das próprias memórias felizes. Numa dessas fugas, ele abre os olhos em outro lugar — a Terra do Nunca. O que parece um sonho de proteção se revela, numa única noite, um cativeiro do qual nenhuma criança jamais saiu.</w:t>
       </w:r>
     </w:p>
     <w:p>
@@ -5477,7 +5149,13 @@
         <w:t xml:space="preserve">Sacrifício e liberdade — </w:t>
       </w:r>
       <w:r>
-        <w:t>Escapar exige perder algo de si — literalizado na cena da mão. A liberdade de Wendy tem um custo permanente.</w:t>
+        <w:t xml:space="preserve">Escapar exige perder algo de si — literalizado na cena da mão. A liberdade de </w:t>
+      </w:r>
+      <w:r>
+        <w:t>James</w:t>
+      </w:r>
+      <w:r>
+        <w:t xml:space="preserve"> tem um custo permanente.</w:t>
       </w:r>
     </w:p>
     <w:p>
@@ -5528,7 +5206,25 @@
         <w:spacing w:after="160" w:line="300" w:lineRule="auto"/>
       </w:pPr>
       <w:r>
-        <w:t>Interior noite. O quarto de Wendy, iluminado apenas pela luz que vaza da porta entreaberta. A mãe, sentada à beira da cama, recita o Pai-Nosso. Ao terminar, deseja boa noite e fecha a porta com um baque seco. Segundos depois, através da parede: vozes alteradas, móveis arrastados, sons de agressão — o pai contra a mãe. Wendy aperta os olhos. O jogador vê, em flashes granulados de VHS, memórias felizes do menino: um aniversário, um parque, a mãe rindo. A tela afunda no escuro. Uma voz sussurra. Wendy abre os olhos.</w:t>
+        <w:t xml:space="preserve">Interior noite. O quarto de </w:t>
+      </w:r>
+      <w:r>
+        <w:t>James</w:t>
+      </w:r>
+      <w:r>
+        <w:t xml:space="preserve">, iluminado apenas pela luz que vaza da porta entreaberta. A mãe, sentada à beira da cama, recita o Pai-Nosso. Ao terminar, deseja boa noite e fecha a porta com um baque seco. Segundos depois, através da parede: vozes alteradas, móveis arrastados, sons de agressão — o pai contra a mãe. </w:t>
+      </w:r>
+      <w:r>
+        <w:t>James</w:t>
+      </w:r>
+      <w:r>
+        <w:t xml:space="preserve"> aperta os olhos. O jogador vê, em flashes granulados de VHS, memórias felizes do menino: um aniversário, um parque, a mãe rindo. A tela afunda no escuro. Uma voz sussurra. </w:t>
+      </w:r>
+      <w:r>
+        <w:t>James</w:t>
+      </w:r>
+      <w:r>
+        <w:t xml:space="preserve"> abre os olhos.</w:t>
       </w:r>
     </w:p>
     <w:p>
@@ -5552,7 +5248,7 @@
       </w:pPr>
       <w:r>
         <w:lastRenderedPageBreak/>
-        <w:t>Wendy desperta em um campo dourado sob um céu impossível. Tudo é perfeito — perfeito demais. Uma fada se aproxima: 'Você finalmente acordou!'. Ela se apresenta como Sininho e explica que estão na Terra do Nunca, 'um lugar mágico e especial'. Sininho o guia por um caminho margeado de brinquedos gigantes, como um parque de diversões sem fim, cruzando com incontáveis fadas e muitas, muitas crianças.</w:t>
+        <w:t>James desperta em um campo dourado sob um céu impossível. Tudo é perfeito — perfeito demais. Uma fada se aproxima: 'Você finalmente acordou!'. Ela se apresenta como Sininho e explica que estão na Terra do Nunca, 'um lugar mágico e especial'. Sininho o guia por um caminho margeado de brinquedos gigantes, como um parque de diversões sem fim, cruzando com incontáveis fadas e muitas, muitas crianças.</w:t>
       </w:r>
     </w:p>
     <w:p>
@@ -5560,7 +5256,19 @@
         <w:spacing w:after="160" w:line="300" w:lineRule="auto"/>
       </w:pPr>
       <w:r>
-        <w:t>Eles chegam a uma roda de crianças sentadas. No centro, um menino em pé: Peter Pan. Ele se oferece para mostrar o lugar. Durante o passeio (tutorial diegético de exploração), Wendy nota estranhezas — crianças que sorriem sempre igual, brinquedos que rangem sozinhos, nenhum adulto, nenhuma saída — mas cala-se, achando que sonha. Ao final, Peter Pan entrega a Wendy uma lista de brinquedos: o menino brinca em cada um (mini-interações que ensinam os controles). Ao entardecer, Peter Pan ordena, com doçura que não admite recusa: 'Agora, vá dormir.'</w:t>
+        <w:t xml:space="preserve">Eles chegam a uma roda de crianças sentadas. No centro, um menino em pé: Peter Pan. Ele se oferece para mostrar o lugar. Durante o passeio (tutorial diegético de exploração), </w:t>
+      </w:r>
+      <w:r>
+        <w:t>James</w:t>
+      </w:r>
+      <w:r>
+        <w:t xml:space="preserve"> nota estranhezas — crianças que sorriem sempre igual, brinquedos que rangem sozinhos, nenhum adulto, nenhuma saída — mas cala-se, achando que sonha. Ao final, Peter Pan entrega a </w:t>
+      </w:r>
+      <w:r>
+        <w:t>James</w:t>
+      </w:r>
+      <w:r>
+        <w:t xml:space="preserve"> uma lista de brinquedos: o menino brinca em cada um (mini-interações que ensinam os controles). Ao entardecer, Peter Pan ordena, com doçura que não admite recusa: 'Agora, vá dormir.'</w:t>
       </w:r>
     </w:p>
     <w:p>
@@ -5583,7 +5291,19 @@
         <w:spacing w:after="160" w:line="300" w:lineRule="auto"/>
       </w:pPr>
       <w:r>
-        <w:t>Madrugada. Wendy acorda no quarto das crianças da grande casa e entende: continua na Terra do Nunca. Isso não é um sonho. Em desespero, tenta fugir impulsivamente — e cruza com Sininho no corredor. Ao perceber a fuga, a fada se contorce e cresce numa transformação grotesca: asas rasgadas, corpo alongado, o sininho do pescoço agora um badalo surdo. Nasce a perseguidora do jogo — implacável como Nemesis ou Mr. X. Wendy corre. A casa se fecha. Começa a fuga — contínua, sem cortes, até a porta da saída.</w:t>
+        <w:t xml:space="preserve">Madrugada. </w:t>
+      </w:r>
+      <w:r>
+        <w:t>James</w:t>
+      </w:r>
+      <w:r>
+        <w:t xml:space="preserve"> acorda no quarto das crianças da grande casa e entende: continua na Terra do Nunca. Isso não é um sonho. Em desespero, tenta fugir impulsivamente — e cruza com Sininho no corredor. Ao perceber a fuga, a fada se contorce e cresce numa transformação grotesca: asas rasgadas, corpo alongado, o sininho do pescoço agora um badalo surdo. Nasce a perseguidora do jogo — implacável como Nemesis ou Mr. X. </w:t>
+      </w:r>
+      <w:r>
+        <w:t>James</w:t>
+      </w:r>
+      <w:r>
+        <w:t xml:space="preserve"> corre. A casa se fecha. Começa a fuga — contínua, sem cortes, até a porta da saída.</w:t>
       </w:r>
     </w:p>
     <w:p>
@@ -5606,7 +5326,13 @@
         <w:spacing w:after="160" w:line="300" w:lineRule="auto"/>
       </w:pPr>
       <w:r>
-        <w:t>Ainda na mesma noite, Wendy vasculha a casa de Peter Pan em silêncio: encontra itens, resolve enigmas em sequência, descobre segredos das crianças que vieram antes dele e destrava, peça por peça, a tranca tripla da saída — sempre caçado pela Sininho monstruosa. Cada cômodo aberto aprofunda o horror: bilhetes de crianças antigas, jaulas no porão, uma lista de nomes riscados. (Gameplay detalhada nos caps. 5–8: enigmas na lógica de Granny, estrutura linear no formato Puppet Combo.)</w:t>
+        <w:t xml:space="preserve">Ainda na mesma noite, </w:t>
+      </w:r>
+      <w:r>
+        <w:t>James</w:t>
+      </w:r>
+      <w:r>
+        <w:t xml:space="preserve"> vasculha a casa de Peter Pan em silêncio: encontra itens, resolve enigmas em sequência, descobre segredos das crianças que vieram antes dele e destrava, peça por peça, a tranca tripla da saída — sempre caçado pela Sininho monstruosa. Cada cômodo aberto aprofunda o horror: bilhetes de crianças antigas, jaulas no porão, uma lista de nomes riscados. (Gameplay detalhada nos caps. 5–8: enigmas na lógica de Granny, estrutura linear no formato Puppet Combo.)</w:t>
       </w:r>
     </w:p>
     <w:p>
@@ -5629,7 +5355,25 @@
         <w:spacing w:after="160" w:line="300" w:lineRule="auto"/>
       </w:pPr>
       <w:r>
-        <w:t>Com a porta finalmente aberta, Wendy escapa da casa e corre pela Terra do Nunca noturna — o parque encantado agora um cemitério de brinquedos. Peter Pan o avista de longe. Não corre: caminha, calmo, inevitável. Encurralado na beira do penhasco sobre o mar, sem saída, Wendy se lança. Um segundo antes da água, a mão de Peter Pan agarra seu braço — enquadramento inspirado no curta Peter Pan – La Obscura Verdad. Pendurado sobre o abismo, Wendy saca o facão — encontrado no açougue do porão — e corta a própria mão para se libertar. Ele cai nas águas escuras. (Sem o facão, não há salvação: ver Finais, cap. 8.3.)</w:t>
+        <w:t xml:space="preserve">Com a porta finalmente aberta, </w:t>
+      </w:r>
+      <w:r>
+        <w:t>James</w:t>
+      </w:r>
+      <w:r>
+        <w:t xml:space="preserve"> escapa da casa e corre pela Terra do Nunca noturna — o parque encantado agora um cemitério de brinquedos. Peter Pan o avista de longe. Não corre: caminha, calmo, inevitável. Encurralado na beira do penhasco sobre o mar, sem saída, </w:t>
+      </w:r>
+      <w:r>
+        <w:t>James</w:t>
+      </w:r>
+      <w:r>
+        <w:t xml:space="preserve"> se lança. Um segundo antes da água, a mão de Peter Pan agarra seu braço — enquadramento inspirado no curta Peter Pan – La Obscura Verdad. Pendurado sobre o abismo, </w:t>
+      </w:r>
+      <w:r>
+        <w:t>James</w:t>
+      </w:r>
+      <w:r>
+        <w:t xml:space="preserve"> saca o facão — encontrado no açougue do porão — e corta a própria mão para se libertar. Ele cai nas águas escuras. (Sem o facão, não há salvação: ver Finais, cap. 8.3.)</w:t>
       </w:r>
     </w:p>
     <w:p>
@@ -5694,7 +5438,13 @@
       </w:pPr>
       <w:r>
         <w:lastRenderedPageBreak/>
-        <w:t>Leitura literal: Wendy escapou da ilha, mutilado, e seu destino no mar fica em aberto — os crocodilos como ameaça final.</w:t>
+        <w:t xml:space="preserve">Leitura literal: </w:t>
+      </w:r>
+      <w:r>
+        <w:t>James</w:t>
+      </w:r>
+      <w:r>
+        <w:t xml:space="preserve"> escapou da ilha, mutilado, e seu destino no mar fica em aberto — os crocodilos como ameaça final.</w:t>
       </w:r>
     </w:p>
     <w:p>
@@ -5707,7 +5457,13 @@
         <w:spacing w:after="100" w:line="300" w:lineRule="auto"/>
       </w:pPr>
       <w:r>
-        <w:t>Leitura psicológica: a Terra do Nunca é a mente de Wendy; cortar a mão é o custo de abandonar a fantasia e voltar a uma realidade que também o machuca. Os crocodilos são a realidade que o espera.</w:t>
+        <w:t xml:space="preserve">Leitura psicológica: a Terra do Nunca é a mente de </w:t>
+      </w:r>
+      <w:r>
+        <w:t>James</w:t>
+      </w:r>
+      <w:r>
+        <w:t>; cortar a mão é o custo de abandonar a fantasia e voltar a uma realidade que também o machuca. Os crocodilos são a realidade que o espera.</w:t>
       </w:r>
     </w:p>
     <w:p>
@@ -5748,7 +5504,19 @@
         <w:spacing w:after="160" w:line="300" w:lineRule="auto"/>
       </w:pPr>
       <w:r>
-        <w:t>Nos momentos de conversa, o jogador escolhe as falas de Wendy — e cada escolha revela o quanto o menino ainda acredita na fantasia ou já a atravessou com o olhar. Aceitar a Terra do Nunca ('Ebaa, não posso esperar para me divertir!') mantém o disfarce; resistir a ela ('Mas eu não quero brincar…', 'Sinto saudade da minha mãe') acumula Lucidez. A ilha percebe. Quanto mais lúcido Wendy soa, mais Peter Pan e Sininho deixam a máscara escorregar — a doçura vira vigilância, a guia vira sombra. É a forma narrativa de dar voz ao protagonista sem tirar dele a impotência: ele pode enxergar a verdade, mas enxergar não o liberta. O sistema mecânico está no cap. 5.9; o roteiro de falas, no Apêndice D.</w:t>
+        <w:t xml:space="preserve">Nos momentos de conversa, o jogador escolhe as falas de </w:t>
+      </w:r>
+      <w:r>
+        <w:t>James</w:t>
+      </w:r>
+      <w:r>
+        <w:t xml:space="preserve"> — e cada escolha revela o quanto o menino ainda acredita na fantasia ou já a atravessou com o olhar. Aceitar a Terra do Nunca ('Ebaa, não posso esperar para me divertir!') mantém o disfarce; resistir a ela ('Mas eu não quero brincar…', 'Sinto saudade da minha mãe') acumula Lucidez. A ilha percebe. Quanto mais lúcido </w:t>
+      </w:r>
+      <w:r>
+        <w:t>James</w:t>
+      </w:r>
+      <w:r>
+        <w:t xml:space="preserve"> soa, mais Peter Pan e Sininho deixam a máscara escorregar — a doçura vira vigilância, a guia vira sombra. É a forma narrativa de dar voz ao protagonista sem tirar dele a impotência: ele pode enxergar a verdade, mas enxergar não o liberta. O sistema mecânico está no cap. 5.9; o roteiro de falas, no Apêndice D.</w:t>
       </w:r>
     </w:p>
     <w:p>
@@ -5802,12 +5570,6 @@
         <w:gridCol w:w="3560"/>
       </w:tblGrid>
       <w:tr>
-        <w:tblPrEx>
-          <w:tblCellMar>
-            <w:top w:w="0" w:type="dxa"/>
-            <w:bottom w:w="0" w:type="dxa"/>
-          </w:tblCellMar>
-        </w:tblPrEx>
         <w:trPr>
           <w:tblHeader/>
         </w:trPr>
@@ -5891,12 +5653,6 @@
         </w:tc>
       </w:tr>
       <w:tr>
-        <w:tblPrEx>
-          <w:tblCellMar>
-            <w:top w:w="0" w:type="dxa"/>
-            <w:bottom w:w="0" w:type="dxa"/>
-          </w:tblCellMar>
-        </w:tblPrEx>
         <w:trPr>
           <w:cantSplit/>
         </w:trPr>
@@ -5965,18 +5721,28 @@
                 <w:sz w:val="20"/>
                 <w:szCs w:val="20"/>
               </w:rPr>
-              <w:t>Provar que Wendy não é o primeiro — e que ninguém saiu</w:t>
+              <w:t xml:space="preserve">Provar que </w:t>
+            </w:r>
+            <w:r>
+              <w:rPr>
+                <w:rFonts w:ascii="Arial" w:eastAsia="Arial" w:hAnsi="Arial" w:cs="Arial"/>
+                <w:sz w:val="20"/>
+                <w:szCs w:val="20"/>
+              </w:rPr>
+              <w:t>James</w:t>
+            </w:r>
+            <w:r>
+              <w:rPr>
+                <w:rFonts w:ascii="Arial" w:eastAsia="Arial" w:hAnsi="Arial" w:cs="Arial"/>
+                <w:sz w:val="20"/>
+                <w:szCs w:val="20"/>
+              </w:rPr>
+              <w:t xml:space="preserve"> não é o primeiro — e que ninguém saiu</w:t>
             </w:r>
           </w:p>
         </w:tc>
       </w:tr>
       <w:tr>
-        <w:tblPrEx>
-          <w:tblCellMar>
-            <w:top w:w="0" w:type="dxa"/>
-            <w:bottom w:w="0" w:type="dxa"/>
-          </w:tblCellMar>
-        </w:tblPrEx>
         <w:trPr>
           <w:cantSplit/>
         </w:trPr>
@@ -6051,12 +5817,6 @@
         </w:tc>
       </w:tr>
       <w:tr>
-        <w:tblPrEx>
-          <w:tblCellMar>
-            <w:top w:w="0" w:type="dxa"/>
-            <w:bottom w:w="0" w:type="dxa"/>
-          </w:tblCellMar>
-        </w:tblPrEx>
         <w:trPr>
           <w:cantSplit/>
         </w:trPr>
@@ -6102,7 +5862,23 @@
                 <w:sz w:val="20"/>
                 <w:szCs w:val="20"/>
               </w:rPr>
-              <w:t>Nomes de crianças; a maioria riscada; 'Wendy' recém-escrito</w:t>
+              <w:t>Nomes de crianças; a maioria riscada; '</w:t>
+            </w:r>
+            <w:r>
+              <w:rPr>
+                <w:rFonts w:ascii="Arial" w:eastAsia="Arial" w:hAnsi="Arial" w:cs="Arial"/>
+                <w:sz w:val="20"/>
+                <w:szCs w:val="20"/>
+              </w:rPr>
+              <w:t>James</w:t>
+            </w:r>
+            <w:r>
+              <w:rPr>
+                <w:rFonts w:ascii="Arial" w:eastAsia="Arial" w:hAnsi="Arial" w:cs="Arial"/>
+                <w:sz w:val="20"/>
+                <w:szCs w:val="20"/>
+              </w:rPr>
+              <w:t>' recém-escrito</w:t>
             </w:r>
           </w:p>
         </w:tc>
@@ -6131,12 +5907,6 @@
         </w:tc>
       </w:tr>
       <w:tr>
-        <w:tblPrEx>
-          <w:tblCellMar>
-            <w:top w:w="0" w:type="dxa"/>
-            <w:bottom w:w="0" w:type="dxa"/>
-          </w:tblCellMar>
-        </w:tblPrEx>
         <w:trPr>
           <w:cantSplit/>
         </w:trPr>
@@ -6211,12 +5981,6 @@
         </w:tc>
       </w:tr>
       <w:tr>
-        <w:tblPrEx>
-          <w:tblCellMar>
-            <w:top w:w="0" w:type="dxa"/>
-            <w:bottom w:w="0" w:type="dxa"/>
-          </w:tblCellMar>
-        </w:tblPrEx>
         <w:trPr>
           <w:cantSplit/>
         </w:trPr>
@@ -6391,7 +6155,29 @@
           <w:sz w:val="28"/>
           <w:szCs w:val="28"/>
         </w:rPr>
-        <w:t>3.1 Wendy — o protagonista</w:t>
+        <w:t xml:space="preserve">3.1 </w:t>
+      </w:r>
+      <w:r>
+        <w:rPr>
+          <w:rFonts w:ascii="Arial" w:eastAsia="Arial" w:hAnsi="Arial" w:cs="Arial"/>
+          <w:b/>
+          <w:bCs/>
+          <w:color w:val="2B2830"/>
+          <w:sz w:val="28"/>
+          <w:szCs w:val="28"/>
+        </w:rPr>
+        <w:t>James</w:t>
+      </w:r>
+      <w:r>
+        <w:rPr>
+          <w:rFonts w:ascii="Arial" w:eastAsia="Arial" w:hAnsi="Arial" w:cs="Arial"/>
+          <w:b/>
+          <w:bCs/>
+          <w:color w:val="2B2830"/>
+          <w:sz w:val="28"/>
+          <w:szCs w:val="28"/>
+        </w:rPr>
+        <w:t xml:space="preserve"> — o protagonista</w:t>
       </w:r>
     </w:p>
     <w:tbl>
@@ -6416,12 +6202,6 @@
         <w:gridCol w:w="6960"/>
       </w:tblGrid>
       <w:tr>
-        <w:tblPrEx>
-          <w:tblCellMar>
-            <w:top w:w="0" w:type="dxa"/>
-            <w:bottom w:w="0" w:type="dxa"/>
-          </w:tblCellMar>
-        </w:tblPrEx>
         <w:trPr>
           <w:tblHeader/>
         </w:trPr>
@@ -6479,12 +6259,6 @@
         </w:tc>
       </w:tr>
       <w:tr>
-        <w:tblPrEx>
-          <w:tblCellMar>
-            <w:top w:w="0" w:type="dxa"/>
-            <w:bottom w:w="0" w:type="dxa"/>
-          </w:tblCellMar>
-        </w:tblPrEx>
         <w:trPr>
           <w:cantSplit/>
         </w:trPr>
@@ -6536,12 +6310,6 @@
         </w:tc>
       </w:tr>
       <w:tr>
-        <w:tblPrEx>
-          <w:tblCellMar>
-            <w:top w:w="0" w:type="dxa"/>
-            <w:bottom w:w="0" w:type="dxa"/>
-          </w:tblCellMar>
-        </w:tblPrEx>
         <w:trPr>
           <w:cantSplit/>
         </w:trPr>
@@ -6593,12 +6361,6 @@
         </w:tc>
       </w:tr>
       <w:tr>
-        <w:tblPrEx>
-          <w:tblCellMar>
-            <w:top w:w="0" w:type="dxa"/>
-            <w:bottom w:w="0" w:type="dxa"/>
-          </w:tblCellMar>
-        </w:tblPrEx>
         <w:trPr>
           <w:cantSplit/>
         </w:trPr>
@@ -6650,12 +6412,6 @@
         </w:tc>
       </w:tr>
       <w:tr>
-        <w:tblPrEx>
-          <w:tblCellMar>
-            <w:top w:w="0" w:type="dxa"/>
-            <w:bottom w:w="0" w:type="dxa"/>
-          </w:tblCellMar>
-        </w:tblPrEx>
         <w:trPr>
           <w:cantSplit/>
         </w:trPr>
@@ -6707,12 +6463,6 @@
         </w:tc>
       </w:tr>
       <w:tr>
-        <w:tblPrEx>
-          <w:tblCellMar>
-            <w:top w:w="0" w:type="dxa"/>
-            <w:bottom w:w="0" w:type="dxa"/>
-          </w:tblCellMar>
-        </w:tblPrEx>
         <w:trPr>
           <w:cantSplit/>
         </w:trPr>
@@ -6764,12 +6514,6 @@
         </w:tc>
       </w:tr>
       <w:tr>
-        <w:tblPrEx>
-          <w:tblCellMar>
-            <w:top w:w="0" w:type="dxa"/>
-            <w:bottom w:w="0" w:type="dxa"/>
-          </w:tblCellMar>
-        </w:tblPrEx>
         <w:trPr>
           <w:cantSplit/>
         </w:trPr>
@@ -6821,12 +6565,6 @@
         </w:tc>
       </w:tr>
       <w:tr>
-        <w:tblPrEx>
-          <w:tblCellMar>
-            <w:top w:w="0" w:type="dxa"/>
-            <w:bottom w:w="0" w:type="dxa"/>
-          </w:tblCellMar>
-        </w:tblPrEx>
         <w:trPr>
           <w:cantSplit/>
         </w:trPr>
@@ -6878,12 +6616,6 @@
         </w:tc>
       </w:tr>
       <w:tr>
-        <w:tblPrEx>
-          <w:tblCellMar>
-            <w:top w:w="0" w:type="dxa"/>
-            <w:bottom w:w="0" w:type="dxa"/>
-          </w:tblCellMar>
-        </w:tblPrEx>
         <w:trPr>
           <w:cantSplit/>
         </w:trPr>
@@ -6929,7 +6661,23 @@
                 <w:sz w:val="20"/>
                 <w:szCs w:val="20"/>
               </w:rPr>
-              <w:t>O nome 'Wendy' num menino é intencional e nunca é explicado — primeira pista de que algo está 'fora do lugar' no mundo do jogo</w:t>
+              <w:t>O nome '</w:t>
+            </w:r>
+            <w:r>
+              <w:rPr>
+                <w:rFonts w:ascii="Arial" w:eastAsia="Arial" w:hAnsi="Arial" w:cs="Arial"/>
+                <w:sz w:val="20"/>
+                <w:szCs w:val="20"/>
+              </w:rPr>
+              <w:t>James</w:t>
+            </w:r>
+            <w:r>
+              <w:rPr>
+                <w:rFonts w:ascii="Arial" w:eastAsia="Arial" w:hAnsi="Arial" w:cs="Arial"/>
+                <w:sz w:val="20"/>
+                <w:szCs w:val="20"/>
+              </w:rPr>
+              <w:t>' num menino é intencional e nunca é explicado — primeira pista de que algo está 'fora do lugar' no mundo do jogo</w:t>
             </w:r>
           </w:p>
         </w:tc>
@@ -6992,12 +6740,6 @@
         <w:gridCol w:w="6960"/>
       </w:tblGrid>
       <w:tr>
-        <w:tblPrEx>
-          <w:tblCellMar>
-            <w:top w:w="0" w:type="dxa"/>
-            <w:bottom w:w="0" w:type="dxa"/>
-          </w:tblCellMar>
-        </w:tblPrEx>
         <w:trPr>
           <w:tblHeader/>
         </w:trPr>
@@ -7055,12 +6797,6 @@
         </w:tc>
       </w:tr>
       <w:tr>
-        <w:tblPrEx>
-          <w:tblCellMar>
-            <w:top w:w="0" w:type="dxa"/>
-            <w:bottom w:w="0" w:type="dxa"/>
-          </w:tblCellMar>
-        </w:tblPrEx>
         <w:trPr>
           <w:cantSplit/>
         </w:trPr>
@@ -7112,12 +6848,6 @@
         </w:tc>
       </w:tr>
       <w:tr>
-        <w:tblPrEx>
-          <w:tblCellMar>
-            <w:top w:w="0" w:type="dxa"/>
-            <w:bottom w:w="0" w:type="dxa"/>
-          </w:tblCellMar>
-        </w:tblPrEx>
         <w:trPr>
           <w:cantSplit/>
         </w:trPr>
@@ -7163,18 +6893,28 @@
                 <w:sz w:val="20"/>
                 <w:szCs w:val="20"/>
               </w:rPr>
-              <w:t>Guia, elogia, vigia. Sempre por perto demais. Seu sino tilinta quando Wendy se aproxima de áreas proibidas</w:t>
+              <w:t xml:space="preserve">Guia, elogia, vigia. Sempre por perto demais. Seu sino tilinta quando </w:t>
+            </w:r>
+            <w:r>
+              <w:rPr>
+                <w:rFonts w:ascii="Arial" w:eastAsia="Arial" w:hAnsi="Arial" w:cs="Arial"/>
+                <w:sz w:val="20"/>
+                <w:szCs w:val="20"/>
+              </w:rPr>
+              <w:t>James</w:t>
+            </w:r>
+            <w:r>
+              <w:rPr>
+                <w:rFonts w:ascii="Arial" w:eastAsia="Arial" w:hAnsi="Arial" w:cs="Arial"/>
+                <w:sz w:val="20"/>
+                <w:szCs w:val="20"/>
+              </w:rPr>
+              <w:t xml:space="preserve"> se aproxima de áreas proibidas</w:t>
             </w:r>
           </w:p>
         </w:tc>
       </w:tr>
       <w:tr>
-        <w:tblPrEx>
-          <w:tblCellMar>
-            <w:top w:w="0" w:type="dxa"/>
-            <w:bottom w:w="0" w:type="dxa"/>
-          </w:tblCellMar>
-        </w:tblPrEx>
         <w:trPr>
           <w:cantSplit/>
         </w:trPr>
@@ -7263,12 +7003,6 @@
         <w:gridCol w:w="6960"/>
       </w:tblGrid>
       <w:tr>
-        <w:tblPrEx>
-          <w:tblCellMar>
-            <w:top w:w="0" w:type="dxa"/>
-            <w:bottom w:w="0" w:type="dxa"/>
-          </w:tblCellMar>
-        </w:tblPrEx>
         <w:trPr>
           <w:tblHeader/>
         </w:trPr>
@@ -7327,12 +7061,6 @@
         </w:tc>
       </w:tr>
       <w:tr>
-        <w:tblPrEx>
-          <w:tblCellMar>
-            <w:top w:w="0" w:type="dxa"/>
-            <w:bottom w:w="0" w:type="dxa"/>
-          </w:tblCellMar>
-        </w:tblPrEx>
         <w:trPr>
           <w:cantSplit/>
         </w:trPr>
@@ -7378,18 +7106,28 @@
                 <w:sz w:val="20"/>
                 <w:szCs w:val="20"/>
               </w:rPr>
-              <w:t>Testemunhar qualquer tentativa de fuga (canonicamente: a fuga impulsiva de Wendy na noite)</w:t>
+              <w:t xml:space="preserve">Testemunhar qualquer tentativa de fuga (canonicamente: a fuga impulsiva de </w:t>
+            </w:r>
+            <w:r>
+              <w:rPr>
+                <w:rFonts w:ascii="Arial" w:eastAsia="Arial" w:hAnsi="Arial" w:cs="Arial"/>
+                <w:sz w:val="20"/>
+                <w:szCs w:val="20"/>
+              </w:rPr>
+              <w:t>James</w:t>
+            </w:r>
+            <w:r>
+              <w:rPr>
+                <w:rFonts w:ascii="Arial" w:eastAsia="Arial" w:hAnsi="Arial" w:cs="Arial"/>
+                <w:sz w:val="20"/>
+                <w:szCs w:val="20"/>
+              </w:rPr>
+              <w:t xml:space="preserve"> na noite)</w:t>
             </w:r>
           </w:p>
         </w:tc>
       </w:tr>
       <w:tr>
-        <w:tblPrEx>
-          <w:tblCellMar>
-            <w:top w:w="0" w:type="dxa"/>
-            <w:bottom w:w="0" w:type="dxa"/>
-          </w:tblCellMar>
-        </w:tblPrEx>
         <w:trPr>
           <w:cantSplit/>
         </w:trPr>
@@ -7441,12 +7179,6 @@
         </w:tc>
       </w:tr>
       <w:tr>
-        <w:tblPrEx>
-          <w:tblCellMar>
-            <w:top w:w="0" w:type="dxa"/>
-            <w:bottom w:w="0" w:type="dxa"/>
-          </w:tblCellMar>
-        </w:tblPrEx>
         <w:trPr>
           <w:cantSplit/>
         </w:trPr>
@@ -7498,12 +7230,6 @@
         </w:tc>
       </w:tr>
       <w:tr>
-        <w:tblPrEx>
-          <w:tblCellMar>
-            <w:top w:w="0" w:type="dxa"/>
-            <w:bottom w:w="0" w:type="dxa"/>
-          </w:tblCellMar>
-        </w:tblPrEx>
         <w:trPr>
           <w:cantSplit/>
         </w:trPr>
@@ -7555,12 +7281,6 @@
         </w:tc>
       </w:tr>
       <w:tr>
-        <w:tblPrEx>
-          <w:tblCellMar>
-            <w:top w:w="0" w:type="dxa"/>
-            <w:bottom w:w="0" w:type="dxa"/>
-          </w:tblCellMar>
-        </w:tblPrEx>
         <w:trPr>
           <w:cantSplit/>
         </w:trPr>
@@ -7612,12 +7332,6 @@
         </w:tc>
       </w:tr>
       <w:tr>
-        <w:tblPrEx>
-          <w:tblCellMar>
-            <w:top w:w="0" w:type="dxa"/>
-            <w:bottom w:w="0" w:type="dxa"/>
-          </w:tblCellMar>
-        </w:tblPrEx>
         <w:trPr>
           <w:cantSplit/>
         </w:trPr>
@@ -7726,12 +7440,6 @@
         <w:gridCol w:w="6960"/>
       </w:tblGrid>
       <w:tr>
-        <w:tblPrEx>
-          <w:tblCellMar>
-            <w:top w:w="0" w:type="dxa"/>
-            <w:bottom w:w="0" w:type="dxa"/>
-          </w:tblCellMar>
-        </w:tblPrEx>
         <w:trPr>
           <w:tblHeader/>
         </w:trPr>
@@ -7789,12 +7497,6 @@
         </w:tc>
       </w:tr>
       <w:tr>
-        <w:tblPrEx>
-          <w:tblCellMar>
-            <w:top w:w="0" w:type="dxa"/>
-            <w:bottom w:w="0" w:type="dxa"/>
-          </w:tblCellMar>
-        </w:tblPrEx>
         <w:trPr>
           <w:cantSplit/>
         </w:trPr>
@@ -7846,12 +7548,6 @@
         </w:tc>
       </w:tr>
       <w:tr>
-        <w:tblPrEx>
-          <w:tblCellMar>
-            <w:top w:w="0" w:type="dxa"/>
-            <w:bottom w:w="0" w:type="dxa"/>
-          </w:tblCellMar>
-        </w:tblPrEx>
         <w:trPr>
           <w:cantSplit/>
         </w:trPr>
@@ -7903,12 +7599,6 @@
         </w:tc>
       </w:tr>
       <w:tr>
-        <w:tblPrEx>
-          <w:tblCellMar>
-            <w:top w:w="0" w:type="dxa"/>
-            <w:bottom w:w="0" w:type="dxa"/>
-          </w:tblCellMar>
-        </w:tblPrEx>
         <w:trPr>
           <w:cantSplit/>
         </w:trPr>
@@ -7960,12 +7650,6 @@
         </w:tc>
       </w:tr>
       <w:tr>
-        <w:tblPrEx>
-          <w:tblCellMar>
-            <w:top w:w="0" w:type="dxa"/>
-            <w:bottom w:w="0" w:type="dxa"/>
-          </w:tblCellMar>
-        </w:tblPrEx>
         <w:trPr>
           <w:cantSplit/>
         </w:trPr>
@@ -8017,12 +7701,6 @@
         </w:tc>
       </w:tr>
       <w:tr>
-        <w:tblPrEx>
-          <w:tblCellMar>
-            <w:top w:w="0" w:type="dxa"/>
-            <w:bottom w:w="0" w:type="dxa"/>
-          </w:tblCellMar>
-        </w:tblPrEx>
         <w:trPr>
           <w:cantSplit/>
         </w:trPr>
@@ -8220,12 +7898,6 @@
         <w:gridCol w:w="6960"/>
       </w:tblGrid>
       <w:tr>
-        <w:tblPrEx>
-          <w:tblCellMar>
-            <w:top w:w="0" w:type="dxa"/>
-            <w:bottom w:w="0" w:type="dxa"/>
-          </w:tblCellMar>
-        </w:tblPrEx>
         <w:trPr>
           <w:tblHeader/>
         </w:trPr>
@@ -8283,12 +7955,6 @@
         </w:tc>
       </w:tr>
       <w:tr>
-        <w:tblPrEx>
-          <w:tblCellMar>
-            <w:top w:w="0" w:type="dxa"/>
-            <w:bottom w:w="0" w:type="dxa"/>
-          </w:tblCellMar>
-        </w:tblPrEx>
         <w:trPr>
           <w:cantSplit/>
         </w:trPr>
@@ -8340,12 +8006,6 @@
         </w:tc>
       </w:tr>
       <w:tr>
-        <w:tblPrEx>
-          <w:tblCellMar>
-            <w:top w:w="0" w:type="dxa"/>
-            <w:bottom w:w="0" w:type="dxa"/>
-          </w:tblCellMar>
-        </w:tblPrEx>
         <w:trPr>
           <w:cantSplit/>
         </w:trPr>
@@ -8397,12 +8057,6 @@
         </w:tc>
       </w:tr>
       <w:tr>
-        <w:tblPrEx>
-          <w:tblCellMar>
-            <w:top w:w="0" w:type="dxa"/>
-            <w:bottom w:w="0" w:type="dxa"/>
-          </w:tblCellMar>
-        </w:tblPrEx>
         <w:trPr>
           <w:cantSplit/>
         </w:trPr>
@@ -8454,12 +8108,6 @@
         </w:tc>
       </w:tr>
       <w:tr>
-        <w:tblPrEx>
-          <w:tblCellMar>
-            <w:top w:w="0" w:type="dxa"/>
-            <w:bottom w:w="0" w:type="dxa"/>
-          </w:tblCellMar>
-        </w:tblPrEx>
         <w:trPr>
           <w:cantSplit/>
         </w:trPr>
@@ -8505,18 +8153,28 @@
                 <w:sz w:val="20"/>
                 <w:szCs w:val="20"/>
               </w:rPr>
-              <w:t>No penhasco, ao agarrar o braço de Wendy, a forma dark finalmente se assume por inteiro: a mão que segura é a garra alongada, o sorriso abre além do humano, a fala sobre os crocodilos sai na voz dupla. É o único momento em que o jogo confirma o que os vislumbres sugeriram</w:t>
+              <w:t xml:space="preserve">No penhasco, ao agarrar o braço de </w:t>
+            </w:r>
+            <w:r>
+              <w:rPr>
+                <w:rFonts w:ascii="Arial" w:eastAsia="Arial" w:hAnsi="Arial" w:cs="Arial"/>
+                <w:sz w:val="20"/>
+                <w:szCs w:val="20"/>
+              </w:rPr>
+              <w:t>James</w:t>
+            </w:r>
+            <w:r>
+              <w:rPr>
+                <w:rFonts w:ascii="Arial" w:eastAsia="Arial" w:hAnsi="Arial" w:cs="Arial"/>
+                <w:sz w:val="20"/>
+                <w:szCs w:val="20"/>
+              </w:rPr>
+              <w:t>, a forma dark finalmente se assume por inteiro: a mão que segura é a garra alongada, o sorriso abre além do humano, a fala sobre os crocodilos sai na voz dupla. É o único momento em que o jogo confirma o que os vislumbres sugeriram</w:t>
             </w:r>
           </w:p>
         </w:tc>
       </w:tr>
       <w:tr>
-        <w:tblPrEx>
-          <w:tblCellMar>
-            <w:top w:w="0" w:type="dxa"/>
-            <w:bottom w:w="0" w:type="dxa"/>
-          </w:tblCellMar>
-        </w:tblPrEx>
         <w:trPr>
           <w:cantSplit/>
         </w:trPr>
@@ -8568,12 +8226,6 @@
         </w:tc>
       </w:tr>
       <w:tr>
-        <w:tblPrEx>
-          <w:tblCellMar>
-            <w:top w:w="0" w:type="dxa"/>
-            <w:bottom w:w="0" w:type="dxa"/>
-          </w:tblCellMar>
-        </w:tblPrEx>
         <w:trPr>
           <w:cantSplit/>
         </w:trPr>
@@ -8625,12 +8277,6 @@
         </w:tc>
       </w:tr>
       <w:tr>
-        <w:tblPrEx>
-          <w:tblCellMar>
-            <w:top w:w="0" w:type="dxa"/>
-            <w:bottom w:w="0" w:type="dxa"/>
-          </w:tblCellMar>
-        </w:tblPrEx>
         <w:trPr>
           <w:tblHeader/>
         </w:trPr>
@@ -8688,12 +8334,6 @@
         </w:tc>
       </w:tr>
       <w:tr>
-        <w:tblPrEx>
-          <w:tblCellMar>
-            <w:top w:w="0" w:type="dxa"/>
-            <w:bottom w:w="0" w:type="dxa"/>
-          </w:tblCellMar>
-        </w:tblPrEx>
         <w:trPr>
           <w:cantSplit/>
         </w:trPr>
@@ -8739,7 +8379,39 @@
                 <w:sz w:val="20"/>
                 <w:szCs w:val="20"/>
               </w:rPr>
-              <w:t>A caminhada lenta; a mão (garra) que agarra Wendy no penhasco; a fala final sobre os crocodilos — ou, se Wendy chega sem o facão, o desfecho em que ele o devora (8.3)</w:t>
+              <w:t xml:space="preserve">A caminhada lenta; a mão (garra) que agarra </w:t>
+            </w:r>
+            <w:r>
+              <w:rPr>
+                <w:rFonts w:ascii="Arial" w:eastAsia="Arial" w:hAnsi="Arial" w:cs="Arial"/>
+                <w:sz w:val="20"/>
+                <w:szCs w:val="20"/>
+              </w:rPr>
+              <w:t>James</w:t>
+            </w:r>
+            <w:r>
+              <w:rPr>
+                <w:rFonts w:ascii="Arial" w:eastAsia="Arial" w:hAnsi="Arial" w:cs="Arial"/>
+                <w:sz w:val="20"/>
+                <w:szCs w:val="20"/>
+              </w:rPr>
+              <w:t xml:space="preserve"> no penhasco; a fala final sobre os crocodilos — ou, se </w:t>
+            </w:r>
+            <w:r>
+              <w:rPr>
+                <w:rFonts w:ascii="Arial" w:eastAsia="Arial" w:hAnsi="Arial" w:cs="Arial"/>
+                <w:sz w:val="20"/>
+                <w:szCs w:val="20"/>
+              </w:rPr>
+              <w:t>James</w:t>
+            </w:r>
+            <w:r>
+              <w:rPr>
+                <w:rFonts w:ascii="Arial" w:eastAsia="Arial" w:hAnsi="Arial" w:cs="Arial"/>
+                <w:sz w:val="20"/>
+                <w:szCs w:val="20"/>
+              </w:rPr>
+              <w:t xml:space="preserve"> chega sem o facão, o desfecho em que ele o devora (8.3)</w:t>
             </w:r>
           </w:p>
         </w:tc>
@@ -8924,12 +8596,6 @@
         <w:gridCol w:w="6960"/>
       </w:tblGrid>
       <w:tr>
-        <w:tblPrEx>
-          <w:tblCellMar>
-            <w:top w:w="0" w:type="dxa"/>
-            <w:bottom w:w="0" w:type="dxa"/>
-          </w:tblCellMar>
-        </w:tblPrEx>
         <w:trPr>
           <w:tblHeader/>
         </w:trPr>
@@ -8987,12 +8653,6 @@
         </w:tc>
       </w:tr>
       <w:tr>
-        <w:tblPrEx>
-          <w:tblCellMar>
-            <w:top w:w="0" w:type="dxa"/>
-            <w:bottom w:w="0" w:type="dxa"/>
-          </w:tblCellMar>
-        </w:tblPrEx>
         <w:trPr>
           <w:cantSplit/>
         </w:trPr>
@@ -9038,18 +8698,28 @@
                 <w:sz w:val="20"/>
                 <w:szCs w:val="20"/>
               </w:rPr>
-              <w:t>Presente apenas no prólogo (voz e silhueta) e nas memórias-VHS. A oração do Pai-Nosso que ela recita retorna, distorcida, na trilha da noite. Emocionalmente, é o 'lar' pelo qual Wendy luta para voltar — mesmo sendo um lar quebrado.</w:t>
+              <w:t xml:space="preserve">Presente apenas no prólogo (voz e silhueta) e nas memórias-VHS. A oração do Pai-Nosso que ela recita retorna, distorcida, na trilha da noite. Emocionalmente, é o 'lar' pelo qual </w:t>
+            </w:r>
+            <w:r>
+              <w:rPr>
+                <w:rFonts w:ascii="Arial" w:eastAsia="Arial" w:hAnsi="Arial" w:cs="Arial"/>
+                <w:sz w:val="20"/>
+                <w:szCs w:val="20"/>
+              </w:rPr>
+              <w:t>James</w:t>
+            </w:r>
+            <w:r>
+              <w:rPr>
+                <w:rFonts w:ascii="Arial" w:eastAsia="Arial" w:hAnsi="Arial" w:cs="Arial"/>
+                <w:sz w:val="20"/>
+                <w:szCs w:val="20"/>
+              </w:rPr>
+              <w:t xml:space="preserve"> luta para voltar — mesmo sendo um lar quebrado.</w:t>
             </w:r>
           </w:p>
         </w:tc>
       </w:tr>
       <w:tr>
-        <w:tblPrEx>
-          <w:tblCellMar>
-            <w:top w:w="0" w:type="dxa"/>
-            <w:bottom w:w="0" w:type="dxa"/>
-          </w:tblCellMar>
-        </w:tblPrEx>
         <w:trPr>
           <w:cantSplit/>
         </w:trPr>
@@ -9101,12 +8771,6 @@
         </w:tc>
       </w:tr>
       <w:tr>
-        <w:tblPrEx>
-          <w:tblCellMar>
-            <w:top w:w="0" w:type="dxa"/>
-            <w:bottom w:w="0" w:type="dxa"/>
-          </w:tblCellMar>
-        </w:tblPrEx>
         <w:trPr>
           <w:cantSplit/>
         </w:trPr>
@@ -9152,18 +8816,28 @@
                 <w:sz w:val="20"/>
                 <w:szCs w:val="20"/>
               </w:rPr>
-              <w:t>Dezenas, todas de pijama, todas 'felizes'. De dia: figurantes que repetem frases prontas ('Aqui é o melhor lugar do mundo!'). À noite: dormem em fileiras perfeitas; algumas sussurram dicas se Wendy se aproximar sem ruído — o único 'sistema de dicas' do jogo é diegético.</w:t>
+              <w:t xml:space="preserve">Dezenas, todas de pijama, todas 'felizes'. De dia: figurantes que repetem frases prontas ('Aqui é o melhor lugar do mundo!'). À noite: dormem em fileiras perfeitas; algumas sussurram dicas se </w:t>
+            </w:r>
+            <w:r>
+              <w:rPr>
+                <w:rFonts w:ascii="Arial" w:eastAsia="Arial" w:hAnsi="Arial" w:cs="Arial"/>
+                <w:sz w:val="20"/>
+                <w:szCs w:val="20"/>
+              </w:rPr>
+              <w:t>James</w:t>
+            </w:r>
+            <w:r>
+              <w:rPr>
+                <w:rFonts w:ascii="Arial" w:eastAsia="Arial" w:hAnsi="Arial" w:cs="Arial"/>
+                <w:sz w:val="20"/>
+                <w:szCs w:val="20"/>
+              </w:rPr>
+              <w:t xml:space="preserve"> se aproximar sem ruído — o único 'sistema de dicas' do jogo é diegético.</w:t>
             </w:r>
           </w:p>
         </w:tc>
       </w:tr>
       <w:tr>
-        <w:tblPrEx>
-          <w:tblCellMar>
-            <w:top w:w="0" w:type="dxa"/>
-            <w:bottom w:w="0" w:type="dxa"/>
-          </w:tblCellMar>
-        </w:tblPrEx>
         <w:trPr>
           <w:cantSplit/>
         </w:trPr>
@@ -9209,18 +8883,28 @@
                 <w:sz w:val="20"/>
                 <w:szCs w:val="20"/>
               </w:rPr>
-              <w:t>Vaga-lumes de rostos borrados que decoram o cenário durante o dia. À noite, somem — dormentes dentro das lanternas da vila. A ausência delas é parte do horror: no escuro da casa, a única luz que resta é a da lanterna de Wendy.</w:t>
+              <w:t xml:space="preserve">Vaga-lumes de rostos borrados que decoram o cenário durante o dia. À noite, somem — dormentes dentro das lanternas da vila. A ausência delas é parte do horror: no escuro da casa, a única luz que resta é a da lanterna de </w:t>
+            </w:r>
+            <w:r>
+              <w:rPr>
+                <w:rFonts w:ascii="Arial" w:eastAsia="Arial" w:hAnsi="Arial" w:cs="Arial"/>
+                <w:sz w:val="20"/>
+                <w:szCs w:val="20"/>
+              </w:rPr>
+              <w:t>James</w:t>
+            </w:r>
+            <w:r>
+              <w:rPr>
+                <w:rFonts w:ascii="Arial" w:eastAsia="Arial" w:hAnsi="Arial" w:cs="Arial"/>
+                <w:sz w:val="20"/>
+                <w:szCs w:val="20"/>
+              </w:rPr>
+              <w:t>.</w:t>
             </w:r>
           </w:p>
         </w:tc>
       </w:tr>
       <w:tr>
-        <w:tblPrEx>
-          <w:tblCellMar>
-            <w:top w:w="0" w:type="dxa"/>
-            <w:bottom w:w="0" w:type="dxa"/>
-          </w:tblCellMar>
-        </w:tblPrEx>
         <w:trPr>
           <w:cantSplit/>
         </w:trPr>
@@ -9315,7 +8999,13 @@
         <w:spacing w:after="100" w:line="300" w:lineRule="auto"/>
       </w:pPr>
       <w:r>
-        <w:t>Sininho → Wendy: afeto possessivo que vira caça. 'Se você fugir, você me machuca.'</w:t>
+        <w:t xml:space="preserve">Sininho → </w:t>
+      </w:r>
+      <w:r>
+        <w:t>James</w:t>
+      </w:r>
+      <w:r>
+        <w:t>: afeto possessivo que vira caça. 'Se você fugir, você me machuca.'</w:t>
       </w:r>
     </w:p>
     <w:p>
@@ -9328,7 +9018,19 @@
         <w:spacing w:after="100" w:line="300" w:lineRule="auto"/>
       </w:pPr>
       <w:r>
-        <w:t>Peter Pan → Wendy: colecionador e peça nova. Wendy só importa enquanto obedece.</w:t>
+        <w:t xml:space="preserve">Peter Pan → </w:t>
+      </w:r>
+      <w:r>
+        <w:t>James</w:t>
+      </w:r>
+      <w:r>
+        <w:t xml:space="preserve">: colecionador e peça nova. </w:t>
+      </w:r>
+      <w:r>
+        <w:t>James</w:t>
+      </w:r>
+      <w:r>
+        <w:t xml:space="preserve"> só importa enquanto obedece.</w:t>
       </w:r>
     </w:p>
     <w:p>
@@ -9341,7 +9043,13 @@
         <w:spacing w:after="100" w:line="300" w:lineRule="auto"/>
       </w:pPr>
       <w:r>
-        <w:t>Crianças → Wendy: espelhos do que ele se tornará se ficar — e a razão de o jogador querer sair.</w:t>
+        <w:t xml:space="preserve">Crianças → </w:t>
+      </w:r>
+      <w:r>
+        <w:t>James</w:t>
+      </w:r>
+      <w:r>
+        <w:t>: espelhos do que ele se tornará se ficar — e a razão de o jogador querer sair.</w:t>
       </w:r>
     </w:p>
     <w:p>
@@ -9469,12 +9177,6 @@
         <w:gridCol w:w="6960"/>
       </w:tblGrid>
       <w:tr>
-        <w:tblPrEx>
-          <w:tblCellMar>
-            <w:top w:w="0" w:type="dxa"/>
-            <w:bottom w:w="0" w:type="dxa"/>
-          </w:tblCellMar>
-        </w:tblPrEx>
         <w:trPr>
           <w:tblHeader/>
         </w:trPr>
@@ -9532,12 +9234,6 @@
         </w:tc>
       </w:tr>
       <w:tr>
-        <w:tblPrEx>
-          <w:tblCellMar>
-            <w:top w:w="0" w:type="dxa"/>
-            <w:bottom w:w="0" w:type="dxa"/>
-          </w:tblCellMar>
-        </w:tblPrEx>
         <w:trPr>
           <w:cantSplit/>
         </w:trPr>
@@ -9589,12 +9285,6 @@
         </w:tc>
       </w:tr>
       <w:tr>
-        <w:tblPrEx>
-          <w:tblCellMar>
-            <w:top w:w="0" w:type="dxa"/>
-            <w:bottom w:w="0" w:type="dxa"/>
-          </w:tblCellMar>
-        </w:tblPrEx>
         <w:trPr>
           <w:cantSplit/>
         </w:trPr>
@@ -9646,12 +9336,6 @@
         </w:tc>
       </w:tr>
       <w:tr>
-        <w:tblPrEx>
-          <w:tblCellMar>
-            <w:top w:w="0" w:type="dxa"/>
-            <w:bottom w:w="0" w:type="dxa"/>
-          </w:tblCellMar>
-        </w:tblPrEx>
         <w:trPr>
           <w:cantSplit/>
         </w:trPr>
@@ -9703,12 +9387,6 @@
         </w:tc>
       </w:tr>
       <w:tr>
-        <w:tblPrEx>
-          <w:tblCellMar>
-            <w:top w:w="0" w:type="dxa"/>
-            <w:bottom w:w="0" w:type="dxa"/>
-          </w:tblCellMar>
-        </w:tblPrEx>
         <w:trPr>
           <w:cantSplit/>
         </w:trPr>
@@ -9826,12 +9504,6 @@
         <w:gridCol w:w="3360"/>
       </w:tblGrid>
       <w:tr>
-        <w:tblPrEx>
-          <w:tblCellMar>
-            <w:top w:w="0" w:type="dxa"/>
-            <w:bottom w:w="0" w:type="dxa"/>
-          </w:tblCellMar>
-        </w:tblPrEx>
         <w:trPr>
           <w:tblHeader/>
         </w:trPr>
@@ -9915,12 +9587,6 @@
         </w:tc>
       </w:tr>
       <w:tr>
-        <w:tblPrEx>
-          <w:tblCellMar>
-            <w:top w:w="0" w:type="dxa"/>
-            <w:bottom w:w="0" w:type="dxa"/>
-          </w:tblCellMar>
-        </w:tblPrEx>
         <w:trPr>
           <w:cantSplit/>
         </w:trPr>
@@ -9966,7 +9632,23 @@
                 <w:sz w:val="20"/>
                 <w:szCs w:val="20"/>
               </w:rPr>
-              <w:t>Gramado dourado onde Wendy acorda; flores altas</w:t>
+              <w:t xml:space="preserve">Gramado dourado onde </w:t>
+            </w:r>
+            <w:r>
+              <w:rPr>
+                <w:rFonts w:ascii="Arial" w:eastAsia="Arial" w:hAnsi="Arial" w:cs="Arial"/>
+                <w:sz w:val="20"/>
+                <w:szCs w:val="20"/>
+              </w:rPr>
+              <w:t>James</w:t>
+            </w:r>
+            <w:r>
+              <w:rPr>
+                <w:rFonts w:ascii="Arial" w:eastAsia="Arial" w:hAnsi="Arial" w:cs="Arial"/>
+                <w:sz w:val="20"/>
+                <w:szCs w:val="20"/>
+              </w:rPr>
+              <w:t xml:space="preserve"> acorda; flores altas</w:t>
             </w:r>
           </w:p>
         </w:tc>
@@ -9995,12 +9677,6 @@
         </w:tc>
       </w:tr>
       <w:tr>
-        <w:tblPrEx>
-          <w:tblCellMar>
-            <w:top w:w="0" w:type="dxa"/>
-            <w:bottom w:w="0" w:type="dxa"/>
-          </w:tblCellMar>
-        </w:tblPrEx>
         <w:trPr>
           <w:cantSplit/>
         </w:trPr>
@@ -10075,12 +9751,6 @@
         </w:tc>
       </w:tr>
       <w:tr>
-        <w:tblPrEx>
-          <w:tblCellMar>
-            <w:top w:w="0" w:type="dxa"/>
-            <w:bottom w:w="0" w:type="dxa"/>
-          </w:tblCellMar>
-        </w:tblPrEx>
         <w:trPr>
           <w:cantSplit/>
         </w:trPr>
@@ -10155,12 +9825,6 @@
         </w:tc>
       </w:tr>
       <w:tr>
-        <w:tblPrEx>
-          <w:tblCellMar>
-            <w:top w:w="0" w:type="dxa"/>
-            <w:bottom w:w="0" w:type="dxa"/>
-          </w:tblCellMar>
-        </w:tblPrEx>
         <w:trPr>
           <w:cantSplit/>
         </w:trPr>
@@ -10235,12 +9899,6 @@
         </w:tc>
       </w:tr>
       <w:tr>
-        <w:tblPrEx>
-          <w:tblCellMar>
-            <w:top w:w="0" w:type="dxa"/>
-            <w:bottom w:w="0" w:type="dxa"/>
-          </w:tblCellMar>
-        </w:tblPrEx>
         <w:trPr>
           <w:cantSplit/>
         </w:trPr>
@@ -10315,12 +9973,6 @@
         </w:tc>
       </w:tr>
       <w:tr>
-        <w:tblPrEx>
-          <w:tblCellMar>
-            <w:top w:w="0" w:type="dxa"/>
-            <w:bottom w:w="0" w:type="dxa"/>
-          </w:tblCellMar>
-        </w:tblPrEx>
         <w:trPr>
           <w:cantSplit/>
         </w:trPr>
@@ -10492,12 +10144,6 @@
         <w:gridCol w:w="9600"/>
       </w:tblGrid>
       <w:tr>
-        <w:tblPrEx>
-          <w:tblCellMar>
-            <w:top w:w="0" w:type="dxa"/>
-            <w:bottom w:w="0" w:type="dxa"/>
-          </w:tblCellMar>
-        </w:tblPrEx>
         <w:trPr>
           <w:cantSplit/>
           <w:jc w:val="center"/>
@@ -10661,7 +10307,13 @@
         <w:t xml:space="preserve">Passagens de criança — </w:t>
       </w:r>
       <w:r>
-        <w:t>Dutos, vãos sob móveis e um alçapão na cozinha: rotas exclusivas de Wendy, seguras porém lentas e claustrofóbicas (a Sininho espreita pelas frestas).</w:t>
+        <w:t xml:space="preserve">Dutos, vãos sob móveis e um alçapão na cozinha: rotas exclusivas de </w:t>
+      </w:r>
+      <w:r>
+        <w:t>James</w:t>
+      </w:r>
+      <w:r>
+        <w:t>, seguras porém lentas e claustrofóbicas (a Sininho espreita pelas frestas).</w:t>
       </w:r>
     </w:p>
     <w:p>
@@ -10732,7 +10384,13 @@
         <w:spacing w:after="160" w:line="300" w:lineRule="auto"/>
       </w:pPr>
       <w:r>
-        <w:t>Trancado do início ao fim; só se abre com a chave do quarto (enigma 7.3-D). Por dentro, é o oposto da casa 'perfeita': completamente empoeirado e bagunçado — brinquedos quebrados, cortinas fechadas há décadas, poeira em suspensão — e, sobre a cama, um corpo em decomposição que nenhum personagem jamais comenta. O cômodo guarda o selo de cera, o fusível, o diário e a chave de ferro do açougue. Diretriz de som: nenhuma música ali; apenas a respiração de Wendy.</w:t>
+        <w:t xml:space="preserve">Trancado do início ao fim; só se abre com a chave do quarto (enigma 7.3-D). Por dentro, é o oposto da casa 'perfeita': completamente empoeirado e bagunçado — brinquedos quebrados, cortinas fechadas há décadas, poeira em suspensão — e, sobre a cama, um corpo em decomposição que nenhum personagem jamais comenta. O cômodo guarda o selo de cera, o fusível, o diário e a chave de ferro do açougue. Diretriz de som: nenhuma música ali; apenas a respiração de </w:t>
+      </w:r>
+      <w:r>
+        <w:t>James</w:t>
+      </w:r>
+      <w:r>
+        <w:t>.</w:t>
       </w:r>
     </w:p>
     <w:p>
@@ -10843,7 +10501,27 @@
           <w:sz w:val="24"/>
           <w:szCs w:val="24"/>
         </w:rPr>
-        <w:t>Regras e mecânicas. Princípio absoluto: Wendy nunca ataca. Todo o sistema existe para transformar silêncio, observação e itens em progresso.</w:t>
+        <w:t xml:space="preserve">Regras e mecânicas. Princípio absoluto: </w:t>
+      </w:r>
+      <w:r>
+        <w:rPr>
+          <w:i/>
+          <w:iCs/>
+          <w:color w:val="6E6A78"/>
+          <w:sz w:val="24"/>
+          <w:szCs w:val="24"/>
+        </w:rPr>
+        <w:t>James</w:t>
+      </w:r>
+      <w:r>
+        <w:rPr>
+          <w:i/>
+          <w:iCs/>
+          <w:color w:val="6E6A78"/>
+          <w:sz w:val="24"/>
+          <w:szCs w:val="24"/>
+        </w:rPr>
+        <w:t xml:space="preserve"> nunca ataca. Todo o sistema existe para transformar silêncio, observação e itens em progresso.</w:t>
       </w:r>
     </w:p>
     <w:p>
@@ -10961,12 +10639,6 @@
         <w:gridCol w:w="3260"/>
       </w:tblGrid>
       <w:tr>
-        <w:tblPrEx>
-          <w:tblCellMar>
-            <w:top w:w="0" w:type="dxa"/>
-            <w:bottom w:w="0" w:type="dxa"/>
-          </w:tblCellMar>
-        </w:tblPrEx>
         <w:trPr>
           <w:tblHeader/>
         </w:trPr>
@@ -11050,12 +10722,6 @@
         </w:tc>
       </w:tr>
       <w:tr>
-        <w:tblPrEx>
-          <w:tblCellMar>
-            <w:top w:w="0" w:type="dxa"/>
-            <w:bottom w:w="0" w:type="dxa"/>
-          </w:tblCellMar>
-        </w:tblPrEx>
         <w:trPr>
           <w:cantSplit/>
         </w:trPr>
@@ -11130,12 +10796,6 @@
         </w:tc>
       </w:tr>
       <w:tr>
-        <w:tblPrEx>
-          <w:tblCellMar>
-            <w:top w:w="0" w:type="dxa"/>
-            <w:bottom w:w="0" w:type="dxa"/>
-          </w:tblCellMar>
-        </w:tblPrEx>
         <w:trPr>
           <w:cantSplit/>
         </w:trPr>
@@ -11210,12 +10870,6 @@
         </w:tc>
       </w:tr>
       <w:tr>
-        <w:tblPrEx>
-          <w:tblCellMar>
-            <w:top w:w="0" w:type="dxa"/>
-            <w:bottom w:w="0" w:type="dxa"/>
-          </w:tblCellMar>
-        </w:tblPrEx>
         <w:trPr>
           <w:cantSplit/>
         </w:trPr>
@@ -11290,12 +10944,6 @@
         </w:tc>
       </w:tr>
       <w:tr>
-        <w:tblPrEx>
-          <w:tblCellMar>
-            <w:top w:w="0" w:type="dxa"/>
-            <w:bottom w:w="0" w:type="dxa"/>
-          </w:tblCellMar>
-        </w:tblPrEx>
         <w:trPr>
           <w:cantSplit/>
         </w:trPr>
@@ -11370,12 +11018,6 @@
         </w:tc>
       </w:tr>
       <w:tr>
-        <w:tblPrEx>
-          <w:tblCellMar>
-            <w:top w:w="0" w:type="dxa"/>
-            <w:bottom w:w="0" w:type="dxa"/>
-          </w:tblCellMar>
-        </w:tblPrEx>
         <w:trPr>
           <w:cantSplit/>
         </w:trPr>
@@ -11450,12 +11092,6 @@
         </w:tc>
       </w:tr>
       <w:tr>
-        <w:tblPrEx>
-          <w:tblCellMar>
-            <w:top w:w="0" w:type="dxa"/>
-            <w:bottom w:w="0" w:type="dxa"/>
-          </w:tblCellMar>
-        </w:tblPrEx>
         <w:trPr>
           <w:cantSplit/>
         </w:trPr>
@@ -11530,12 +11166,6 @@
         </w:tc>
       </w:tr>
       <w:tr>
-        <w:tblPrEx>
-          <w:tblCellMar>
-            <w:top w:w="0" w:type="dxa"/>
-            <w:bottom w:w="0" w:type="dxa"/>
-          </w:tblCellMar>
-        </w:tblPrEx>
         <w:trPr>
           <w:cantSplit/>
         </w:trPr>
@@ -11610,12 +11240,6 @@
         </w:tc>
       </w:tr>
       <w:tr>
-        <w:tblPrEx>
-          <w:tblCellMar>
-            <w:top w:w="0" w:type="dxa"/>
-            <w:bottom w:w="0" w:type="dxa"/>
-          </w:tblCellMar>
-        </w:tblPrEx>
         <w:trPr>
           <w:cantSplit/>
         </w:trPr>
@@ -11690,12 +11314,6 @@
         </w:tc>
       </w:tr>
       <w:tr>
-        <w:tblPrEx>
-          <w:tblCellMar>
-            <w:top w:w="0" w:type="dxa"/>
-            <w:bottom w:w="0" w:type="dxa"/>
-          </w:tblCellMar>
-        </w:tblPrEx>
         <w:trPr>
           <w:cantSplit/>
         </w:trPr>
@@ -11770,12 +11388,6 @@
         </w:tc>
       </w:tr>
       <w:tr>
-        <w:tblPrEx>
-          <w:tblCellMar>
-            <w:top w:w="0" w:type="dxa"/>
-            <w:bottom w:w="0" w:type="dxa"/>
-          </w:tblCellMar>
-        </w:tblPrEx>
         <w:trPr>
           <w:cantSplit/>
         </w:trPr>
@@ -11889,7 +11501,13 @@
         <w:t xml:space="preserve">Fôlego — </w:t>
       </w:r>
       <w:r>
-        <w:t>Barra invisível de ~6 s de corrida; recupera em 8 s parado, 12 s andando. Sem fôlego: Wendy arfa ALTO (raio de ruído dobrado) — correr é sempre uma dívida.</w:t>
+        <w:t xml:space="preserve">Barra invisível de ~6 s de corrida; recupera em 8 s parado, 12 s andando. Sem fôlego: </w:t>
+      </w:r>
+      <w:r>
+        <w:t>James</w:t>
+      </w:r>
+      <w:r>
+        <w:t xml:space="preserve"> arfa ALTO (raio de ruído dobrado) — correr é sempre uma dívida.</w:t>
       </w:r>
     </w:p>
     <w:p>
@@ -11931,7 +11549,13 @@
         <w:t xml:space="preserve">Peso de itens — </w:t>
       </w:r>
       <w:r>
-        <w:t>Itens grandes (pé de cabra, martelo) ocupam as duas mãos: Wendy não rasteja carregando-os — decisões de logística constantes.</w:t>
+        <w:t xml:space="preserve">Itens grandes (pé de cabra, martelo) ocupam as duas mãos: </w:t>
+      </w:r>
+      <w:r>
+        <w:t>James</w:t>
+      </w:r>
+      <w:r>
+        <w:t xml:space="preserve"> não rasteja carregando-os — decisões de logística constantes.</w:t>
       </w:r>
     </w:p>
     <w:p>
@@ -11972,7 +11596,13 @@
         <w:spacing w:after="100" w:line="300" w:lineRule="auto"/>
       </w:pPr>
       <w:r>
-        <w:t>Entrar num esconderijo à vista da Sininho não funciona — ela viu, ela puxa Wendy para fora (morte).</w:t>
+        <w:t xml:space="preserve">Entrar num esconderijo à vista da Sininho não funciona — ela viu, ela puxa </w:t>
+      </w:r>
+      <w:r>
+        <w:t>James</w:t>
+      </w:r>
+      <w:r>
+        <w:t xml:space="preserve"> para fora (morte).</w:t>
       </w:r>
     </w:p>
     <w:p>
@@ -12057,7 +11687,13 @@
         <w:spacing w:after="100" w:line="300" w:lineRule="auto"/>
       </w:pPr>
       <w:r>
-        <w:t>Interface diegética: Wendy abre a mochila escolar na frente do corpo; o mundo NÃO pausa.</w:t>
+        <w:t xml:space="preserve">Interface diegética: </w:t>
+      </w:r>
+      <w:r>
+        <w:t>James</w:t>
+      </w:r>
+      <w:r>
+        <w:t xml:space="preserve"> abre a mochila escolar na frente do corpo; o mundo NÃO pausa.</w:t>
       </w:r>
     </w:p>
     <w:p>
@@ -12109,12 +11745,6 @@
         <w:gridCol w:w="9360"/>
       </w:tblGrid>
       <w:tr>
-        <w:tblPrEx>
-          <w:tblCellMar>
-            <w:top w:w="0" w:type="dxa"/>
-            <w:bottom w:w="0" w:type="dxa"/>
-          </w:tblCellMar>
-        </w:tblPrEx>
         <w:tc>
           <w:tcPr>
             <w:tcW w:w="9360" w:type="dxa"/>
@@ -12134,7 +11764,25 @@
                 <w:sz w:val="23"/>
                 <w:szCs w:val="23"/>
               </w:rPr>
-              <w:t>No prólogo, fechar os olhos é como Wendy foge. No jogo, é como ele enfrenta.</w:t>
+              <w:t xml:space="preserve">No prólogo, fechar os olhos é como </w:t>
+            </w:r>
+            <w:r>
+              <w:rPr>
+                <w:i/>
+                <w:iCs/>
+                <w:sz w:val="23"/>
+                <w:szCs w:val="23"/>
+              </w:rPr>
+              <w:t>James</w:t>
+            </w:r>
+            <w:r>
+              <w:rPr>
+                <w:i/>
+                <w:iCs/>
+                <w:sz w:val="23"/>
+                <w:szCs w:val="23"/>
+              </w:rPr>
+              <w:t xml:space="preserve"> foge. No jogo, é como ele enfrenta.</w:t>
             </w:r>
           </w:p>
         </w:tc>
@@ -12221,12 +11869,6 @@
         <w:gridCol w:w="6240"/>
       </w:tblGrid>
       <w:tr>
-        <w:tblPrEx>
-          <w:tblCellMar>
-            <w:top w:w="0" w:type="dxa"/>
-            <w:bottom w:w="0" w:type="dxa"/>
-          </w:tblCellMar>
-        </w:tblPrEx>
         <w:trPr>
           <w:tblHeader/>
         </w:trPr>
@@ -12285,12 +11927,6 @@
         </w:tc>
       </w:tr>
       <w:tr>
-        <w:tblPrEx>
-          <w:tblCellMar>
-            <w:top w:w="0" w:type="dxa"/>
-            <w:bottom w:w="0" w:type="dxa"/>
-          </w:tblCellMar>
-        </w:tblPrEx>
         <w:trPr>
           <w:cantSplit/>
         </w:trPr>
@@ -12342,12 +11978,6 @@
         </w:tc>
       </w:tr>
       <w:tr>
-        <w:tblPrEx>
-          <w:tblCellMar>
-            <w:top w:w="0" w:type="dxa"/>
-            <w:bottom w:w="0" w:type="dxa"/>
-          </w:tblCellMar>
-        </w:tblPrEx>
         <w:trPr>
           <w:cantSplit/>
         </w:trPr>
@@ -12399,12 +12029,6 @@
         </w:tc>
       </w:tr>
       <w:tr>
-        <w:tblPrEx>
-          <w:tblCellMar>
-            <w:top w:w="0" w:type="dxa"/>
-            <w:bottom w:w="0" w:type="dxa"/>
-          </w:tblCellMar>
-        </w:tblPrEx>
         <w:trPr>
           <w:cantSplit/>
         </w:trPr>
@@ -12450,18 +12074,28 @@
                 <w:sz w:val="20"/>
                 <w:szCs w:val="20"/>
               </w:rPr>
-              <w:t>Sem game over: ele apenas 'corrige' Wendy e o leva de volta — mais assustador que morrer</w:t>
+              <w:t xml:space="preserve">Sem game over: ele apenas 'corrige' </w:t>
+            </w:r>
+            <w:r>
+              <w:rPr>
+                <w:rFonts w:ascii="Arial" w:eastAsia="Arial" w:hAnsi="Arial" w:cs="Arial"/>
+                <w:sz w:val="20"/>
+                <w:szCs w:val="20"/>
+              </w:rPr>
+              <w:t>James</w:t>
+            </w:r>
+            <w:r>
+              <w:rPr>
+                <w:rFonts w:ascii="Arial" w:eastAsia="Arial" w:hAnsi="Arial" w:cs="Arial"/>
+                <w:sz w:val="20"/>
+                <w:szCs w:val="20"/>
+              </w:rPr>
+              <w:t xml:space="preserve"> e o leva de volta — mais assustador que morrer</w:t>
             </w:r>
           </w:p>
         </w:tc>
       </w:tr>
       <w:tr>
-        <w:tblPrEx>
-          <w:tblCellMar>
-            <w:top w:w="0" w:type="dxa"/>
-            <w:bottom w:w="0" w:type="dxa"/>
-          </w:tblCellMar>
-        </w:tblPrEx>
         <w:trPr>
           <w:cantSplit/>
         </w:trPr>
@@ -12547,12 +12181,6 @@
         <w:gridCol w:w="9600"/>
       </w:tblGrid>
       <w:tr>
-        <w:tblPrEx>
-          <w:tblCellMar>
-            <w:top w:w="0" w:type="dxa"/>
-            <w:bottom w:w="0" w:type="dxa"/>
-          </w:tblCellMar>
-        </w:tblPrEx>
         <w:trPr>
           <w:cantSplit/>
           <w:jc w:val="center"/>
@@ -12674,7 +12302,13 @@
         <w:spacing w:after="160" w:line="300" w:lineRule="auto"/>
       </w:pPr>
       <w:r>
-        <w:t>Nos momentos roteirizados de conversa (sobretudo no Dia, com Sininho e Peter Pan), o jogador escolhe entre falas em uma caixa de diálogo. Cada escolha pertence a uma de duas naturezas: falas de ENTREGA, em que Wendy aceita a fantasia ('Ebaa, não posso esperar para me divertir!'), e falas de LUCIDEZ, em que ele resiste a ela ('Mas eu não quero brincar…', 'Sinto saudade da minha mãe'). É um sistema de sabor e de caracterização — não há resposta 'certa' nem game over por diálogo — mas ele alimenta um contador oculto que muda como a ilha trata o menino.</w:t>
+        <w:t xml:space="preserve">Nos momentos roteirizados de conversa (sobretudo no Dia, com Sininho e Peter Pan), o jogador escolhe entre falas em uma caixa de diálogo. Cada escolha pertence a uma de duas naturezas: falas de ENTREGA, em que </w:t>
+      </w:r>
+      <w:r>
+        <w:t>James</w:t>
+      </w:r>
+      <w:r>
+        <w:t xml:space="preserve"> aceita a fantasia ('Ebaa, não posso esperar para me divertir!'), e falas de LUCIDEZ, em que ele resiste a ela ('Mas eu não quero brincar…', 'Sinto saudade da minha mãe'). É um sistema de sabor e de caracterização — não há resposta 'certa' nem game over por diálogo — mas ele alimenta um contador oculto que muda como a ilha trata o menino.</w:t>
       </w:r>
     </w:p>
     <w:p>
@@ -12729,7 +12363,13 @@
         <w:spacing w:after="100" w:line="300" w:lineRule="auto"/>
       </w:pPr>
       <w:r>
-        <w:t>Certos ramos de diálogo só se abrem em limiares — ex.: com L ≥ 2, Wendy pode retrucar Peter Pan com 'Sinto saudade da minha mãe' (roteiro no Apêndice D).</w:t>
+        <w:t xml:space="preserve">Certos ramos de diálogo só se abrem em limiares — ex.: com L ≥ 2, </w:t>
+      </w:r>
+      <w:r>
+        <w:t>James</w:t>
+      </w:r>
+      <w:r>
+        <w:t xml:space="preserve"> pode retrucar Peter Pan com 'Sinto saudade da minha mãe' (roteiro no Apêndice D).</w:t>
       </w:r>
     </w:p>
     <w:p>
@@ -12783,12 +12423,6 @@
         <w:gridCol w:w="3980"/>
       </w:tblGrid>
       <w:tr>
-        <w:tblPrEx>
-          <w:tblCellMar>
-            <w:top w:w="0" w:type="dxa"/>
-            <w:bottom w:w="0" w:type="dxa"/>
-          </w:tblCellMar>
-        </w:tblPrEx>
         <w:trPr>
           <w:tblHeader/>
         </w:trPr>
@@ -12872,12 +12506,6 @@
         </w:tc>
       </w:tr>
       <w:tr>
-        <w:tblPrEx>
-          <w:tblCellMar>
-            <w:top w:w="0" w:type="dxa"/>
-            <w:bottom w:w="0" w:type="dxa"/>
-          </w:tblCellMar>
-        </w:tblPrEx>
         <w:trPr>
           <w:cantSplit/>
         </w:trPr>
@@ -12923,7 +12551,23 @@
                 <w:sz w:val="20"/>
                 <w:szCs w:val="20"/>
               </w:rPr>
-              <w:t>Anfitrião doce e paternal; elogia Wendy; trata-o como convidado especial</w:t>
+              <w:t xml:space="preserve">Anfitrião doce e paternal; elogia </w:t>
+            </w:r>
+            <w:r>
+              <w:rPr>
+                <w:rFonts w:ascii="Arial" w:eastAsia="Arial" w:hAnsi="Arial" w:cs="Arial"/>
+                <w:sz w:val="20"/>
+                <w:szCs w:val="20"/>
+              </w:rPr>
+              <w:t>James</w:t>
+            </w:r>
+            <w:r>
+              <w:rPr>
+                <w:rFonts w:ascii="Arial" w:eastAsia="Arial" w:hAnsi="Arial" w:cs="Arial"/>
+                <w:sz w:val="20"/>
+                <w:szCs w:val="20"/>
+              </w:rPr>
+              <w:t>; trata-o como convidado especial</w:t>
             </w:r>
           </w:p>
         </w:tc>
@@ -12952,12 +12596,6 @@
         </w:tc>
       </w:tr>
       <w:tr>
-        <w:tblPrEx>
-          <w:tblCellMar>
-            <w:top w:w="0" w:type="dxa"/>
-            <w:bottom w:w="0" w:type="dxa"/>
-          </w:tblCellMar>
-        </w:tblPrEx>
         <w:trPr>
           <w:cantSplit/>
         </w:trPr>
@@ -13032,12 +12670,6 @@
         </w:tc>
       </w:tr>
       <w:tr>
-        <w:tblPrEx>
-          <w:tblCellMar>
-            <w:top w:w="0" w:type="dxa"/>
-            <w:bottom w:w="0" w:type="dxa"/>
-          </w:tblCellMar>
-        </w:tblPrEx>
         <w:trPr>
           <w:cantSplit/>
         </w:trPr>
@@ -13083,7 +12715,23 @@
                 <w:sz w:val="20"/>
                 <w:szCs w:val="20"/>
               </w:rPr>
-              <w:t>Frieza sob o verniz: encara Wendy diretamente, comenta que ele 'anda pensando demais'; a inspeção do fim do Dia é mais longa e ameaçadora</w:t>
+              <w:t xml:space="preserve">Frieza sob o verniz: encara </w:t>
+            </w:r>
+            <w:r>
+              <w:rPr>
+                <w:rFonts w:ascii="Arial" w:eastAsia="Arial" w:hAnsi="Arial" w:cs="Arial"/>
+                <w:sz w:val="20"/>
+                <w:szCs w:val="20"/>
+              </w:rPr>
+              <w:t>James</w:t>
+            </w:r>
+            <w:r>
+              <w:rPr>
+                <w:rFonts w:ascii="Arial" w:eastAsia="Arial" w:hAnsi="Arial" w:cs="Arial"/>
+                <w:sz w:val="20"/>
+                <w:szCs w:val="20"/>
+              </w:rPr>
+              <w:t xml:space="preserve"> diretamente, comenta que ele 'anda pensando demais'; a inspeção do fim do Dia é mais longa e ameaçadora</w:t>
             </w:r>
           </w:p>
         </w:tc>
@@ -13309,12 +12957,6 @@
         <w:gridCol w:w="9600"/>
       </w:tblGrid>
       <w:tr>
-        <w:tblPrEx>
-          <w:tblCellMar>
-            <w:top w:w="0" w:type="dxa"/>
-            <w:bottom w:w="0" w:type="dxa"/>
-          </w:tblCellMar>
-        </w:tblPrEx>
         <w:trPr>
           <w:cantSplit/>
           <w:jc w:val="center"/>
@@ -13440,12 +13082,6 @@
         <w:gridCol w:w="7160"/>
       </w:tblGrid>
       <w:tr>
-        <w:tblPrEx>
-          <w:tblCellMar>
-            <w:top w:w="0" w:type="dxa"/>
-            <w:bottom w:w="0" w:type="dxa"/>
-          </w:tblCellMar>
-        </w:tblPrEx>
         <w:trPr>
           <w:tblHeader/>
         </w:trPr>
@@ -13503,12 +13139,6 @@
         </w:tc>
       </w:tr>
       <w:tr>
-        <w:tblPrEx>
-          <w:tblCellMar>
-            <w:top w:w="0" w:type="dxa"/>
-            <w:bottom w:w="0" w:type="dxa"/>
-          </w:tblCellMar>
-        </w:tblPrEx>
         <w:trPr>
           <w:cantSplit/>
         </w:trPr>
@@ -13560,12 +13190,6 @@
         </w:tc>
       </w:tr>
       <w:tr>
-        <w:tblPrEx>
-          <w:tblCellMar>
-            <w:top w:w="0" w:type="dxa"/>
-            <w:bottom w:w="0" w:type="dxa"/>
-          </w:tblCellMar>
-        </w:tblPrEx>
         <w:trPr>
           <w:cantSplit/>
         </w:trPr>
@@ -13617,12 +13241,6 @@
         </w:tc>
       </w:tr>
       <w:tr>
-        <w:tblPrEx>
-          <w:tblCellMar>
-            <w:top w:w="0" w:type="dxa"/>
-            <w:bottom w:w="0" w:type="dxa"/>
-          </w:tblCellMar>
-        </w:tblPrEx>
         <w:trPr>
           <w:cantSplit/>
         </w:trPr>
@@ -13674,12 +13292,6 @@
         </w:tc>
       </w:tr>
       <w:tr>
-        <w:tblPrEx>
-          <w:tblCellMar>
-            <w:top w:w="0" w:type="dxa"/>
-            <w:bottom w:w="0" w:type="dxa"/>
-          </w:tblCellMar>
-        </w:tblPrEx>
         <w:trPr>
           <w:cantSplit/>
         </w:trPr>
@@ -13731,12 +13343,6 @@
         </w:tc>
       </w:tr>
       <w:tr>
-        <w:tblPrEx>
-          <w:tblCellMar>
-            <w:top w:w="0" w:type="dxa"/>
-            <w:bottom w:w="0" w:type="dxa"/>
-          </w:tblCellMar>
-        </w:tblPrEx>
         <w:trPr>
           <w:cantSplit/>
         </w:trPr>
@@ -13827,12 +13433,6 @@
         <w:gridCol w:w="4680"/>
       </w:tblGrid>
       <w:tr>
-        <w:tblPrEx>
-          <w:tblCellMar>
-            <w:top w:w="0" w:type="dxa"/>
-            <w:bottom w:w="0" w:type="dxa"/>
-          </w:tblCellMar>
-        </w:tblPrEx>
         <w:trPr>
           <w:tblHeader/>
         </w:trPr>
@@ -13916,12 +13516,6 @@
         </w:tc>
       </w:tr>
       <w:tr>
-        <w:tblPrEx>
-          <w:tblCellMar>
-            <w:top w:w="0" w:type="dxa"/>
-            <w:bottom w:w="0" w:type="dxa"/>
-          </w:tblCellMar>
-        </w:tblPrEx>
         <w:trPr>
           <w:cantSplit/>
         </w:trPr>
@@ -13996,12 +13590,6 @@
         </w:tc>
       </w:tr>
       <w:tr>
-        <w:tblPrEx>
-          <w:tblCellMar>
-            <w:top w:w="0" w:type="dxa"/>
-            <w:bottom w:w="0" w:type="dxa"/>
-          </w:tblCellMar>
-        </w:tblPrEx>
         <w:trPr>
           <w:cantSplit/>
         </w:trPr>
@@ -14076,12 +13664,6 @@
         </w:tc>
       </w:tr>
       <w:tr>
-        <w:tblPrEx>
-          <w:tblCellMar>
-            <w:top w:w="0" w:type="dxa"/>
-            <w:bottom w:w="0" w:type="dxa"/>
-          </w:tblCellMar>
-        </w:tblPrEx>
         <w:trPr>
           <w:cantSplit/>
         </w:trPr>
@@ -14156,12 +13738,6 @@
         </w:tc>
       </w:tr>
       <w:tr>
-        <w:tblPrEx>
-          <w:tblCellMar>
-            <w:top w:w="0" w:type="dxa"/>
-            <w:bottom w:w="0" w:type="dxa"/>
-          </w:tblCellMar>
-        </w:tblPrEx>
         <w:trPr>
           <w:cantSplit/>
         </w:trPr>
@@ -14236,12 +13812,6 @@
         </w:tc>
       </w:tr>
       <w:tr>
-        <w:tblPrEx>
-          <w:tblCellMar>
-            <w:top w:w="0" w:type="dxa"/>
-            <w:bottom w:w="0" w:type="dxa"/>
-          </w:tblCellMar>
-        </w:tblPrEx>
         <w:trPr>
           <w:cantSplit/>
         </w:trPr>
@@ -14316,12 +13886,6 @@
         </w:tc>
       </w:tr>
       <w:tr>
-        <w:tblPrEx>
-          <w:tblCellMar>
-            <w:top w:w="0" w:type="dxa"/>
-            <w:bottom w:w="0" w:type="dxa"/>
-          </w:tblCellMar>
-        </w:tblPrEx>
         <w:trPr>
           <w:cantSplit/>
         </w:trPr>
@@ -14396,12 +13960,6 @@
         </w:tc>
       </w:tr>
       <w:tr>
-        <w:tblPrEx>
-          <w:tblCellMar>
-            <w:top w:w="0" w:type="dxa"/>
-            <w:bottom w:w="0" w:type="dxa"/>
-          </w:tblCellMar>
-        </w:tblPrEx>
         <w:trPr>
           <w:cantSplit/>
         </w:trPr>
@@ -14612,7 +14170,13 @@
         <w:spacing w:after="100" w:line="300" w:lineRule="auto"/>
       </w:pPr>
       <w:r>
-        <w:t>Reage à Lucidez (cap. 5.9): em L baixo é o anfitrião doce; em L alto encara Wendy, faz comentários possessivos e a inspeção do fim do Dia se alonga. São mudanças de encenação (falas, câmera, animação) — jamais de parâmetros de perseguição.</w:t>
+        <w:t xml:space="preserve">Reage à Lucidez (cap. 5.9): em L baixo é o anfitrião doce; em L alto encara </w:t>
+      </w:r>
+      <w:r>
+        <w:t>James</w:t>
+      </w:r>
+      <w:r>
+        <w:t>, faz comentários possessivos e a inspeção do fim do Dia se alonga. São mudanças de encenação (falas, câmera, animação) — jamais de parâmetros de perseguição.</w:t>
       </w:r>
     </w:p>
     <w:p>
@@ -14817,12 +14381,6 @@
         <w:gridCol w:w="3260"/>
       </w:tblGrid>
       <w:tr>
-        <w:tblPrEx>
-          <w:tblCellMar>
-            <w:top w:w="0" w:type="dxa"/>
-            <w:bottom w:w="0" w:type="dxa"/>
-          </w:tblCellMar>
-        </w:tblPrEx>
         <w:trPr>
           <w:tblHeader/>
         </w:trPr>
@@ -14906,12 +14464,6 @@
         </w:tc>
       </w:tr>
       <w:tr>
-        <w:tblPrEx>
-          <w:tblCellMar>
-            <w:top w:w="0" w:type="dxa"/>
-            <w:bottom w:w="0" w:type="dxa"/>
-          </w:tblCellMar>
-        </w:tblPrEx>
         <w:trPr>
           <w:cantSplit/>
         </w:trPr>
@@ -14986,12 +14538,6 @@
         </w:tc>
       </w:tr>
       <w:tr>
-        <w:tblPrEx>
-          <w:tblCellMar>
-            <w:top w:w="0" w:type="dxa"/>
-            <w:bottom w:w="0" w:type="dxa"/>
-          </w:tblCellMar>
-        </w:tblPrEx>
         <w:trPr>
           <w:cantSplit/>
         </w:trPr>
@@ -15066,12 +14612,6 @@
         </w:tc>
       </w:tr>
       <w:tr>
-        <w:tblPrEx>
-          <w:tblCellMar>
-            <w:top w:w="0" w:type="dxa"/>
-            <w:bottom w:w="0" w:type="dxa"/>
-          </w:tblCellMar>
-        </w:tblPrEx>
         <w:trPr>
           <w:cantSplit/>
         </w:trPr>
@@ -15146,12 +14686,6 @@
         </w:tc>
       </w:tr>
       <w:tr>
-        <w:tblPrEx>
-          <w:tblCellMar>
-            <w:top w:w="0" w:type="dxa"/>
-            <w:bottom w:w="0" w:type="dxa"/>
-          </w:tblCellMar>
-        </w:tblPrEx>
         <w:trPr>
           <w:cantSplit/>
         </w:trPr>
@@ -15226,12 +14760,6 @@
         </w:tc>
       </w:tr>
       <w:tr>
-        <w:tblPrEx>
-          <w:tblCellMar>
-            <w:top w:w="0" w:type="dxa"/>
-            <w:bottom w:w="0" w:type="dxa"/>
-          </w:tblCellMar>
-        </w:tblPrEx>
         <w:trPr>
           <w:cantSplit/>
         </w:trPr>
@@ -15306,12 +14834,6 @@
         </w:tc>
       </w:tr>
       <w:tr>
-        <w:tblPrEx>
-          <w:tblCellMar>
-            <w:top w:w="0" w:type="dxa"/>
-            <w:bottom w:w="0" w:type="dxa"/>
-          </w:tblCellMar>
-        </w:tblPrEx>
         <w:trPr>
           <w:cantSplit/>
         </w:trPr>
@@ -15386,12 +14908,6 @@
         </w:tc>
       </w:tr>
       <w:tr>
-        <w:tblPrEx>
-          <w:tblCellMar>
-            <w:top w:w="0" w:type="dxa"/>
-            <w:bottom w:w="0" w:type="dxa"/>
-          </w:tblCellMar>
-        </w:tblPrEx>
         <w:trPr>
           <w:cantSplit/>
         </w:trPr>
@@ -15466,12 +14982,6 @@
         </w:tc>
       </w:tr>
       <w:tr>
-        <w:tblPrEx>
-          <w:tblCellMar>
-            <w:top w:w="0" w:type="dxa"/>
-            <w:bottom w:w="0" w:type="dxa"/>
-          </w:tblCellMar>
-        </w:tblPrEx>
         <w:trPr>
           <w:cantSplit/>
         </w:trPr>
@@ -15546,12 +15056,6 @@
         </w:tc>
       </w:tr>
       <w:tr>
-        <w:tblPrEx>
-          <w:tblCellMar>
-            <w:top w:w="0" w:type="dxa"/>
-            <w:bottom w:w="0" w:type="dxa"/>
-          </w:tblCellMar>
-        </w:tblPrEx>
         <w:trPr>
           <w:cantSplit/>
         </w:trPr>
@@ -15677,12 +15181,6 @@
         <w:gridCol w:w="3260"/>
       </w:tblGrid>
       <w:tr>
-        <w:tblPrEx>
-          <w:tblCellMar>
-            <w:top w:w="0" w:type="dxa"/>
-            <w:bottom w:w="0" w:type="dxa"/>
-          </w:tblCellMar>
-        </w:tblPrEx>
         <w:trPr>
           <w:tblHeader/>
         </w:trPr>
@@ -15766,12 +15264,6 @@
         </w:tc>
       </w:tr>
       <w:tr>
-        <w:tblPrEx>
-          <w:tblCellMar>
-            <w:top w:w="0" w:type="dxa"/>
-            <w:bottom w:w="0" w:type="dxa"/>
-          </w:tblCellMar>
-        </w:tblPrEx>
         <w:trPr>
           <w:cantSplit/>
         </w:trPr>
@@ -15846,12 +15338,6 @@
         </w:tc>
       </w:tr>
       <w:tr>
-        <w:tblPrEx>
-          <w:tblCellMar>
-            <w:top w:w="0" w:type="dxa"/>
-            <w:bottom w:w="0" w:type="dxa"/>
-          </w:tblCellMar>
-        </w:tblPrEx>
         <w:trPr>
           <w:cantSplit/>
         </w:trPr>
@@ -15926,12 +15412,6 @@
         </w:tc>
       </w:tr>
       <w:tr>
-        <w:tblPrEx>
-          <w:tblCellMar>
-            <w:top w:w="0" w:type="dxa"/>
-            <w:bottom w:w="0" w:type="dxa"/>
-          </w:tblCellMar>
-        </w:tblPrEx>
         <w:trPr>
           <w:cantSplit/>
         </w:trPr>
@@ -16006,12 +15486,6 @@
         </w:tc>
       </w:tr>
       <w:tr>
-        <w:tblPrEx>
-          <w:tblCellMar>
-            <w:top w:w="0" w:type="dxa"/>
-            <w:bottom w:w="0" w:type="dxa"/>
-          </w:tblCellMar>
-        </w:tblPrEx>
         <w:trPr>
           <w:cantSplit/>
         </w:trPr>
@@ -16087,12 +15561,6 @@
         </w:tc>
       </w:tr>
       <w:tr>
-        <w:tblPrEx>
-          <w:tblCellMar>
-            <w:top w:w="0" w:type="dxa"/>
-            <w:bottom w:w="0" w:type="dxa"/>
-          </w:tblCellMar>
-        </w:tblPrEx>
         <w:trPr>
           <w:cantSplit/>
         </w:trPr>
@@ -16138,7 +15606,23 @@
                 <w:sz w:val="20"/>
                 <w:szCs w:val="20"/>
               </w:rPr>
-              <w:t>O item que decide o final: com ele, Wendy corta a própria mão no penhasco (8.3). Pendurado entre os ganchos do açougue do porão — opcional e perdível</w:t>
+              <w:t xml:space="preserve">O item que decide o final: com ele, </w:t>
+            </w:r>
+            <w:r>
+              <w:rPr>
+                <w:rFonts w:ascii="Arial" w:eastAsia="Arial" w:hAnsi="Arial" w:cs="Arial"/>
+                <w:sz w:val="20"/>
+                <w:szCs w:val="20"/>
+              </w:rPr>
+              <w:t>James</w:t>
+            </w:r>
+            <w:r>
+              <w:rPr>
+                <w:rFonts w:ascii="Arial" w:eastAsia="Arial" w:hAnsi="Arial" w:cs="Arial"/>
+                <w:sz w:val="20"/>
+                <w:szCs w:val="20"/>
+              </w:rPr>
+              <w:t xml:space="preserve"> corta a própria mão no penhasco (8.3). Pendurado entre os ganchos do açougue do porão — opcional e perdível</w:t>
             </w:r>
           </w:p>
         </w:tc>
@@ -16359,7 +15843,13 @@
         <w:spacing w:after="100" w:line="300" w:lineRule="auto"/>
       </w:pPr>
       <w:r>
-        <w:t>No penhasco, cutscene interativa: o salto, a mão que agarra. Se Wendy carrega o facão, um único prompt, seco, sem ícone bonito: SEGURAR [E] PARA CORTAR — o jogador executa o custo do final com as próprias mãos. Se não carrega, nenhum prompt aparece (8.3).</w:t>
+        <w:t xml:space="preserve">No penhasco, cutscene interativa: o salto, a mão que agarra. Se </w:t>
+      </w:r>
+      <w:r>
+        <w:t>James</w:t>
+      </w:r>
+      <w:r>
+        <w:t xml:space="preserve"> carrega o facão, um único prompt, seco, sem ícone bonito: SEGURAR [E] PARA CORTAR — o jogador executa o custo do final com as próprias mãos. Se não carrega, nenhum prompt aparece (8.3).</w:t>
       </w:r>
     </w:p>
     <w:p>
@@ -16489,12 +15979,6 @@
         <w:gridCol w:w="1760"/>
       </w:tblGrid>
       <w:tr>
-        <w:tblPrEx>
-          <w:tblCellMar>
-            <w:top w:w="0" w:type="dxa"/>
-            <w:bottom w:w="0" w:type="dxa"/>
-          </w:tblCellMar>
-        </w:tblPrEx>
         <w:trPr>
           <w:tblHeader/>
         </w:trPr>
@@ -16604,12 +16088,6 @@
         </w:tc>
       </w:tr>
       <w:tr>
-        <w:tblPrEx>
-          <w:tblCellMar>
-            <w:top w:w="0" w:type="dxa"/>
-            <w:bottom w:w="0" w:type="dxa"/>
-          </w:tblCellMar>
-        </w:tblPrEx>
         <w:trPr>
           <w:cantSplit/>
         </w:trPr>
@@ -16707,12 +16185,6 @@
         </w:tc>
       </w:tr>
       <w:tr>
-        <w:tblPrEx>
-          <w:tblCellMar>
-            <w:top w:w="0" w:type="dxa"/>
-            <w:bottom w:w="0" w:type="dxa"/>
-          </w:tblCellMar>
-        </w:tblPrEx>
         <w:trPr>
           <w:cantSplit/>
         </w:trPr>
@@ -16810,12 +16282,6 @@
         </w:tc>
       </w:tr>
       <w:tr>
-        <w:tblPrEx>
-          <w:tblCellMar>
-            <w:top w:w="0" w:type="dxa"/>
-            <w:bottom w:w="0" w:type="dxa"/>
-          </w:tblCellMar>
-        </w:tblPrEx>
         <w:trPr>
           <w:cantSplit/>
         </w:trPr>
@@ -16913,12 +16379,6 @@
         </w:tc>
       </w:tr>
       <w:tr>
-        <w:tblPrEx>
-          <w:tblCellMar>
-            <w:top w:w="0" w:type="dxa"/>
-            <w:bottom w:w="0" w:type="dxa"/>
-          </w:tblCellMar>
-        </w:tblPrEx>
         <w:trPr>
           <w:cantSplit/>
         </w:trPr>
@@ -16964,7 +16424,23 @@
                 <w:sz w:val="20"/>
                 <w:szCs w:val="20"/>
               </w:rPr>
-              <w:t>Enigmas A→E em cadeia; a casa se abre; a Lista ganha o nome de Wendy; quarto de Peter Pan, porão, açougue e facão</w:t>
+              <w:t xml:space="preserve">Enigmas A→E em cadeia; a casa se abre; a Lista ganha o nome de </w:t>
+            </w:r>
+            <w:r>
+              <w:rPr>
+                <w:rFonts w:ascii="Arial" w:eastAsia="Arial" w:hAnsi="Arial" w:cs="Arial"/>
+                <w:sz w:val="20"/>
+                <w:szCs w:val="20"/>
+              </w:rPr>
+              <w:t>James</w:t>
+            </w:r>
+            <w:r>
+              <w:rPr>
+                <w:rFonts w:ascii="Arial" w:eastAsia="Arial" w:hAnsi="Arial" w:cs="Arial"/>
+                <w:sz w:val="20"/>
+                <w:szCs w:val="20"/>
+              </w:rPr>
+              <w:t>; quarto de Peter Pan, porão, açougue e facão</w:t>
             </w:r>
           </w:p>
         </w:tc>
@@ -17016,12 +16492,6 @@
         </w:tc>
       </w:tr>
       <w:tr>
-        <w:tblPrEx>
-          <w:tblCellMar>
-            <w:top w:w="0" w:type="dxa"/>
-            <w:bottom w:w="0" w:type="dxa"/>
-          </w:tblCellMar>
-        </w:tblPrEx>
         <w:trPr>
           <w:cantSplit/>
         </w:trPr>
@@ -17119,12 +16589,6 @@
         </w:tc>
       </w:tr>
       <w:tr>
-        <w:tblPrEx>
-          <w:tblCellMar>
-            <w:top w:w="0" w:type="dxa"/>
-            <w:bottom w:w="0" w:type="dxa"/>
-          </w:tblCellMar>
-        </w:tblPrEx>
         <w:trPr>
           <w:cantSplit/>
         </w:trPr>
@@ -17256,12 +16720,6 @@
         <w:gridCol w:w="9600"/>
       </w:tblGrid>
       <w:tr>
-        <w:tblPrEx>
-          <w:tblCellMar>
-            <w:top w:w="0" w:type="dxa"/>
-            <w:bottom w:w="0" w:type="dxa"/>
-          </w:tblCellMar>
-        </w:tblPrEx>
         <w:trPr>
           <w:cantSplit/>
           <w:jc w:val="center"/>
@@ -17384,7 +16842,13 @@
         <w:spacing w:after="160" w:line="300" w:lineRule="auto"/>
       </w:pPr>
       <w:r>
-        <w:t>Há exatamente dois finais, decididos por um único fator: Wendy carrega ou não o FACÃO do açougue ao chegar ao penhasco. Nenhum aviso, nenhum medidor — apenas a consequência de ter (ou não) descido até o pior lugar da ilha.</w:t>
+        <w:t xml:space="preserve">Há exatamente dois finais, decididos por um único fator: </w:t>
+      </w:r>
+      <w:r>
+        <w:t>James</w:t>
+      </w:r>
+      <w:r>
+        <w:t xml:space="preserve"> carrega ou não o FACÃO do açougue ao chegar ao penhasco. Nenhum aviso, nenhum medidor — apenas a consequência de ter (ou não) descido até o pior lugar da ilha.</w:t>
       </w:r>
     </w:p>
     <w:tbl>
@@ -17409,12 +16873,6 @@
         <w:gridCol w:w="6960"/>
       </w:tblGrid>
       <w:tr>
-        <w:tblPrEx>
-          <w:tblCellMar>
-            <w:top w:w="0" w:type="dxa"/>
-            <w:bottom w:w="0" w:type="dxa"/>
-          </w:tblCellMar>
-        </w:tblPrEx>
         <w:trPr>
           <w:tblHeader/>
         </w:trPr>
@@ -17472,12 +16930,6 @@
         </w:tc>
       </w:tr>
       <w:tr>
-        <w:tblPrEx>
-          <w:tblCellMar>
-            <w:top w:w="0" w:type="dxa"/>
-            <w:bottom w:w="0" w:type="dxa"/>
-          </w:tblCellMar>
-        </w:tblPrEx>
         <w:trPr>
           <w:cantSplit/>
         </w:trPr>
@@ -17529,12 +16981,6 @@
         </w:tc>
       </w:tr>
       <w:tr>
-        <w:tblPrEx>
-          <w:tblCellMar>
-            <w:top w:w="0" w:type="dxa"/>
-            <w:bottom w:w="0" w:type="dxa"/>
-          </w:tblCellMar>
-        </w:tblPrEx>
         <w:trPr>
           <w:cantSplit/>
         </w:trPr>
@@ -17580,7 +17026,23 @@
                 <w:sz w:val="20"/>
                 <w:szCs w:val="20"/>
               </w:rPr>
-              <w:t>Chegar ao penhasco SEM o facão. Não há instrumento, não há prompt, não há salvação: a câmera segura o plano enquanto Peter Pan puxa Wendy lentamente para cima, sereno como sempre — e o devora. Gore no teto do padrão Puppet Combo. Corte para preto; créditos sem música.</w:t>
+              <w:t xml:space="preserve">Chegar ao penhasco SEM o facão. Não há instrumento, não há prompt, não há salvação: a câmera segura o plano enquanto Peter Pan puxa </w:t>
+            </w:r>
+            <w:r>
+              <w:rPr>
+                <w:rFonts w:ascii="Arial" w:eastAsia="Arial" w:hAnsi="Arial" w:cs="Arial"/>
+                <w:sz w:val="20"/>
+                <w:szCs w:val="20"/>
+              </w:rPr>
+              <w:t>James</w:t>
+            </w:r>
+            <w:r>
+              <w:rPr>
+                <w:rFonts w:ascii="Arial" w:eastAsia="Arial" w:hAnsi="Arial" w:cs="Arial"/>
+                <w:sz w:val="20"/>
+                <w:szCs w:val="20"/>
+              </w:rPr>
+              <w:t xml:space="preserve"> lentamente para cima, sereno como sempre — e o devora. Gore no teto do padrão Puppet Combo. Corte para preto; créditos sem música.</w:t>
             </w:r>
           </w:p>
         </w:tc>
@@ -17792,12 +17254,6 @@
         <w:gridCol w:w="6240"/>
       </w:tblGrid>
       <w:tr>
-        <w:tblPrEx>
-          <w:tblCellMar>
-            <w:top w:w="0" w:type="dxa"/>
-            <w:bottom w:w="0" w:type="dxa"/>
-          </w:tblCellMar>
-        </w:tblPrEx>
         <w:trPr>
           <w:tblHeader/>
         </w:trPr>
@@ -17855,12 +17311,6 @@
         </w:tc>
       </w:tr>
       <w:tr>
-        <w:tblPrEx>
-          <w:tblCellMar>
-            <w:top w:w="0" w:type="dxa"/>
-            <w:bottom w:w="0" w:type="dxa"/>
-          </w:tblCellMar>
-        </w:tblPrEx>
         <w:trPr>
           <w:cantSplit/>
         </w:trPr>
@@ -17912,12 +17362,6 @@
         </w:tc>
       </w:tr>
       <w:tr>
-        <w:tblPrEx>
-          <w:tblCellMar>
-            <w:top w:w="0" w:type="dxa"/>
-            <w:bottom w:w="0" w:type="dxa"/>
-          </w:tblCellMar>
-        </w:tblPrEx>
         <w:trPr>
           <w:cantSplit/>
         </w:trPr>
@@ -17969,12 +17413,6 @@
         </w:tc>
       </w:tr>
       <w:tr>
-        <w:tblPrEx>
-          <w:tblCellMar>
-            <w:top w:w="0" w:type="dxa"/>
-            <w:bottom w:w="0" w:type="dxa"/>
-          </w:tblCellMar>
-        </w:tblPrEx>
         <w:trPr>
           <w:cantSplit/>
         </w:trPr>
@@ -18026,12 +17464,6 @@
         </w:tc>
       </w:tr>
       <w:tr>
-        <w:tblPrEx>
-          <w:tblCellMar>
-            <w:top w:w="0" w:type="dxa"/>
-            <w:bottom w:w="0" w:type="dxa"/>
-          </w:tblCellMar>
-        </w:tblPrEx>
         <w:trPr>
           <w:cantSplit/>
         </w:trPr>
@@ -18083,12 +17515,6 @@
         </w:tc>
       </w:tr>
       <w:tr>
-        <w:tblPrEx>
-          <w:tblCellMar>
-            <w:top w:w="0" w:type="dxa"/>
-            <w:bottom w:w="0" w:type="dxa"/>
-          </w:tblCellMar>
-        </w:tblPrEx>
         <w:trPr>
           <w:cantSplit/>
         </w:trPr>
@@ -18140,12 +17566,6 @@
         </w:tc>
       </w:tr>
       <w:tr>
-        <w:tblPrEx>
-          <w:tblCellMar>
-            <w:top w:w="0" w:type="dxa"/>
-            <w:bottom w:w="0" w:type="dxa"/>
-          </w:tblCellMar>
-        </w:tblPrEx>
         <w:trPr>
           <w:cantSplit/>
         </w:trPr>
@@ -18191,18 +17611,28 @@
                 <w:sz w:val="20"/>
                 <w:szCs w:val="20"/>
               </w:rPr>
-              <w:t>Caderninho de Wendy (tecla TAB): anotações desenhadas a lápis, atualizadas por evento — o 'quest log' é um objeto da ficção</w:t>
+              <w:t xml:space="preserve">Caderninho de </w:t>
+            </w:r>
+            <w:r>
+              <w:rPr>
+                <w:rFonts w:ascii="Arial" w:eastAsia="Arial" w:hAnsi="Arial" w:cs="Arial"/>
+                <w:sz w:val="20"/>
+                <w:szCs w:val="20"/>
+              </w:rPr>
+              <w:t>James</w:t>
+            </w:r>
+            <w:r>
+              <w:rPr>
+                <w:rFonts w:ascii="Arial" w:eastAsia="Arial" w:hAnsi="Arial" w:cs="Arial"/>
+                <w:sz w:val="20"/>
+                <w:szCs w:val="20"/>
+              </w:rPr>
+              <w:t xml:space="preserve"> (tecla TAB): anotações desenhadas a lápis, atualizadas por evento — o 'quest log' é um objeto da ficção</w:t>
             </w:r>
           </w:p>
         </w:tc>
       </w:tr>
       <w:tr>
-        <w:tblPrEx>
-          <w:tblCellMar>
-            <w:top w:w="0" w:type="dxa"/>
-            <w:bottom w:w="0" w:type="dxa"/>
-          </w:tblCellMar>
-        </w:tblPrEx>
         <w:trPr>
           <w:cantSplit/>
         </w:trPr>
@@ -18343,7 +17773,13 @@
         <w:spacing w:after="100" w:line="300" w:lineRule="auto"/>
       </w:pPr>
       <w:r>
-        <w:t>Aparece só em momentos de conversa roteirizada (cap. 5.9). Visual diegético: balão de fala desenhado a lápis, como se saído do caderninho de Wendy; fonte manuscrita, sem molduras de RPG.</w:t>
+        <w:t xml:space="preserve">Aparece só em momentos de conversa roteirizada (cap. 5.9). Visual diegético: balão de fala desenhado a lápis, como se saído do caderninho de </w:t>
+      </w:r>
+      <w:r>
+        <w:t>James</w:t>
+      </w:r>
+      <w:r>
+        <w:t>; fonte manuscrita, sem molduras de RPG.</w:t>
       </w:r>
     </w:p>
     <w:p>
@@ -18428,12 +17864,6 @@
         <w:gridCol w:w="6240"/>
       </w:tblGrid>
       <w:tr>
-        <w:tblPrEx>
-          <w:tblCellMar>
-            <w:top w:w="0" w:type="dxa"/>
-            <w:bottom w:w="0" w:type="dxa"/>
-          </w:tblCellMar>
-        </w:tblPrEx>
         <w:trPr>
           <w:tblHeader/>
         </w:trPr>
@@ -18491,12 +17921,6 @@
         </w:tc>
       </w:tr>
       <w:tr>
-        <w:tblPrEx>
-          <w:tblCellMar>
-            <w:top w:w="0" w:type="dxa"/>
-            <w:bottom w:w="0" w:type="dxa"/>
-          </w:tblCellMar>
-        </w:tblPrEx>
         <w:trPr>
           <w:cantSplit/>
         </w:trPr>
@@ -18548,12 +17972,6 @@
         </w:tc>
       </w:tr>
       <w:tr>
-        <w:tblPrEx>
-          <w:tblCellMar>
-            <w:top w:w="0" w:type="dxa"/>
-            <w:bottom w:w="0" w:type="dxa"/>
-          </w:tblCellMar>
-        </w:tblPrEx>
         <w:trPr>
           <w:cantSplit/>
         </w:trPr>
@@ -18605,12 +18023,6 @@
         </w:tc>
       </w:tr>
       <w:tr>
-        <w:tblPrEx>
-          <w:tblCellMar>
-            <w:top w:w="0" w:type="dxa"/>
-            <w:bottom w:w="0" w:type="dxa"/>
-          </w:tblCellMar>
-        </w:tblPrEx>
         <w:trPr>
           <w:cantSplit/>
         </w:trPr>
@@ -18662,12 +18074,6 @@
         </w:tc>
       </w:tr>
       <w:tr>
-        <w:tblPrEx>
-          <w:tblCellMar>
-            <w:top w:w="0" w:type="dxa"/>
-            <w:bottom w:w="0" w:type="dxa"/>
-          </w:tblCellMar>
-        </w:tblPrEx>
         <w:trPr>
           <w:cantSplit/>
         </w:trPr>
@@ -18799,7 +18205,27 @@
           <w:sz w:val="24"/>
           <w:szCs w:val="24"/>
         </w:rPr>
-        <w:t>A estética é PS1/VHS à la Puppet Combo — não como filtro nostálgico, mas como linguagem: a infância de Wendy é uma fita gravada por cima.</w:t>
+        <w:t xml:space="preserve">A estética é PS1/VHS à la Puppet Combo — não como filtro nostálgico, mas como linguagem: a infância de </w:t>
+      </w:r>
+      <w:r>
+        <w:rPr>
+          <w:i/>
+          <w:iCs/>
+          <w:color w:val="6E6A78"/>
+          <w:sz w:val="24"/>
+          <w:szCs w:val="24"/>
+        </w:rPr>
+        <w:t>James</w:t>
+      </w:r>
+      <w:r>
+        <w:rPr>
+          <w:i/>
+          <w:iCs/>
+          <w:color w:val="6E6A78"/>
+          <w:sz w:val="24"/>
+          <w:szCs w:val="24"/>
+        </w:rPr>
+        <w:t xml:space="preserve"> é uma fita gravada por cima.</w:t>
       </w:r>
     </w:p>
     <w:p>
@@ -18970,12 +18396,6 @@
         <w:gridCol w:w="3460"/>
       </w:tblGrid>
       <w:tr>
-        <w:tblPrEx>
-          <w:tblCellMar>
-            <w:top w:w="0" w:type="dxa"/>
-            <w:bottom w:w="0" w:type="dxa"/>
-          </w:tblCellMar>
-        </w:tblPrEx>
         <w:trPr>
           <w:tblHeader/>
         </w:trPr>
@@ -19059,12 +18479,6 @@
         </w:tc>
       </w:tr>
       <w:tr>
-        <w:tblPrEx>
-          <w:tblCellMar>
-            <w:top w:w="0" w:type="dxa"/>
-            <w:bottom w:w="0" w:type="dxa"/>
-          </w:tblCellMar>
-        </w:tblPrEx>
         <w:trPr>
           <w:cantSplit/>
         </w:trPr>
@@ -19139,12 +18553,6 @@
         </w:tc>
       </w:tr>
       <w:tr>
-        <w:tblPrEx>
-          <w:tblCellMar>
-            <w:top w:w="0" w:type="dxa"/>
-            <w:bottom w:w="0" w:type="dxa"/>
-          </w:tblCellMar>
-        </w:tblPrEx>
         <w:trPr>
           <w:cantSplit/>
         </w:trPr>
@@ -19219,12 +18627,6 @@
         </w:tc>
       </w:tr>
       <w:tr>
-        <w:tblPrEx>
-          <w:tblCellMar>
-            <w:top w:w="0" w:type="dxa"/>
-            <w:bottom w:w="0" w:type="dxa"/>
-          </w:tblCellMar>
-        </w:tblPrEx>
         <w:trPr>
           <w:cantSplit/>
         </w:trPr>
@@ -19299,12 +18701,6 @@
         </w:tc>
       </w:tr>
       <w:tr>
-        <w:tblPrEx>
-          <w:tblCellMar>
-            <w:top w:w="0" w:type="dxa"/>
-            <w:bottom w:w="0" w:type="dxa"/>
-          </w:tblCellMar>
-        </w:tblPrEx>
         <w:trPr>
           <w:cantSplit/>
         </w:trPr>
@@ -19379,12 +18775,6 @@
         </w:tc>
       </w:tr>
       <w:tr>
-        <w:tblPrEx>
-          <w:tblCellMar>
-            <w:top w:w="0" w:type="dxa"/>
-            <w:bottom w:w="0" w:type="dxa"/>
-          </w:tblCellMar>
-        </w:tblPrEx>
         <w:trPr>
           <w:cantSplit/>
         </w:trPr>
@@ -19489,7 +18879,7 @@
         <w:spacing w:after="100" w:line="300" w:lineRule="auto"/>
       </w:pPr>
       <w:r>
-        <w:t>Wendy em primeira pessoa: NADA do corpo aparece — sem mãos, sem braços. Itens equipados 'levitam' diante da câmera, no padrão Puppet Combo. A mão da criança só é vista UMA vez, na cutscene final do penhasco — raridade que torna o corte insuportavelmente íntimo.</w:t>
+        <w:t>James em primeira pessoa: NADA do corpo aparece — sem mãos, sem braços. Itens equipados 'levitam' diante da câmera, no padrão Puppet Combo. A mão da criança só é vista UMA vez, na cutscene final do penhasco — raridade que torna o corte insuportavelmente íntimo.</w:t>
       </w:r>
     </w:p>
     <w:p>
@@ -19601,7 +18991,13 @@
         <w:spacing w:after="100" w:line="300" w:lineRule="auto"/>
       </w:pPr>
       <w:r>
-        <w:t>Cutscenes com câmeras fixas em ângulos desconfortáveis (contra-plongée nas figuras de autoridade; plongée em Wendy).</w:t>
+        <w:t xml:space="preserve">Cutscenes com câmeras fixas em ângulos desconfortáveis (contra-plongée nas figuras de autoridade; plongée em </w:t>
+      </w:r>
+      <w:r>
+        <w:t>James</w:t>
+      </w:r>
+      <w:r>
+        <w:t>).</w:t>
       </w:r>
     </w:p>
     <w:p>
@@ -19751,12 +19147,6 @@
         <w:gridCol w:w="3360"/>
       </w:tblGrid>
       <w:tr>
-        <w:tblPrEx>
-          <w:tblCellMar>
-            <w:top w:w="0" w:type="dxa"/>
-            <w:bottom w:w="0" w:type="dxa"/>
-          </w:tblCellMar>
-        </w:tblPrEx>
         <w:trPr>
           <w:tblHeader/>
         </w:trPr>
@@ -19840,12 +19230,6 @@
         </w:tc>
       </w:tr>
       <w:tr>
-        <w:tblPrEx>
-          <w:tblCellMar>
-            <w:top w:w="0" w:type="dxa"/>
-            <w:bottom w:w="0" w:type="dxa"/>
-          </w:tblCellMar>
-        </w:tblPrEx>
         <w:trPr>
           <w:cantSplit/>
         </w:trPr>
@@ -19920,12 +19304,6 @@
         </w:tc>
       </w:tr>
       <w:tr>
-        <w:tblPrEx>
-          <w:tblCellMar>
-            <w:top w:w="0" w:type="dxa"/>
-            <w:bottom w:w="0" w:type="dxa"/>
-          </w:tblCellMar>
-        </w:tblPrEx>
         <w:trPr>
           <w:cantSplit/>
         </w:trPr>
@@ -20000,12 +19378,6 @@
         </w:tc>
       </w:tr>
       <w:tr>
-        <w:tblPrEx>
-          <w:tblCellMar>
-            <w:top w:w="0" w:type="dxa"/>
-            <w:bottom w:w="0" w:type="dxa"/>
-          </w:tblCellMar>
-        </w:tblPrEx>
         <w:trPr>
           <w:cantSplit/>
         </w:trPr>
@@ -20080,12 +19452,6 @@
         </w:tc>
       </w:tr>
       <w:tr>
-        <w:tblPrEx>
-          <w:tblCellMar>
-            <w:top w:w="0" w:type="dxa"/>
-            <w:bottom w:w="0" w:type="dxa"/>
-          </w:tblCellMar>
-        </w:tblPrEx>
         <w:trPr>
           <w:cantSplit/>
         </w:trPr>
@@ -20228,12 +19594,6 @@
         <w:gridCol w:w="6240"/>
       </w:tblGrid>
       <w:tr>
-        <w:tblPrEx>
-          <w:tblCellMar>
-            <w:top w:w="0" w:type="dxa"/>
-            <w:bottom w:w="0" w:type="dxa"/>
-          </w:tblCellMar>
-        </w:tblPrEx>
         <w:trPr>
           <w:tblHeader/>
         </w:trPr>
@@ -20291,12 +19651,6 @@
         </w:tc>
       </w:tr>
       <w:tr>
-        <w:tblPrEx>
-          <w:tblCellMar>
-            <w:top w:w="0" w:type="dxa"/>
-            <w:bottom w:w="0" w:type="dxa"/>
-          </w:tblCellMar>
-        </w:tblPrEx>
         <w:trPr>
           <w:cantSplit/>
         </w:trPr>
@@ -20348,12 +19702,6 @@
         </w:tc>
       </w:tr>
       <w:tr>
-        <w:tblPrEx>
-          <w:tblCellMar>
-            <w:top w:w="0" w:type="dxa"/>
-            <w:bottom w:w="0" w:type="dxa"/>
-          </w:tblCellMar>
-        </w:tblPrEx>
         <w:trPr>
           <w:cantSplit/>
         </w:trPr>
@@ -20376,7 +19724,15 @@
                 <w:sz w:val="20"/>
                 <w:szCs w:val="20"/>
               </w:rPr>
-              <w:t>Respiração de Wendy</w:t>
+              <w:t xml:space="preserve">Respiração de </w:t>
+            </w:r>
+            <w:r>
+              <w:rPr>
+                <w:rFonts w:ascii="Arial" w:eastAsia="Arial" w:hAnsi="Arial" w:cs="Arial"/>
+                <w:sz w:val="20"/>
+                <w:szCs w:val="20"/>
+              </w:rPr>
+              <w:t>James</w:t>
             </w:r>
           </w:p>
         </w:tc>
@@ -20405,12 +19761,6 @@
         </w:tc>
       </w:tr>
       <w:tr>
-        <w:tblPrEx>
-          <w:tblCellMar>
-            <w:top w:w="0" w:type="dxa"/>
-            <w:bottom w:w="0" w:type="dxa"/>
-          </w:tblCellMar>
-        </w:tblPrEx>
         <w:trPr>
           <w:cantSplit/>
         </w:trPr>
@@ -20462,12 +19812,6 @@
         </w:tc>
       </w:tr>
       <w:tr>
-        <w:tblPrEx>
-          <w:tblCellMar>
-            <w:top w:w="0" w:type="dxa"/>
-            <w:bottom w:w="0" w:type="dxa"/>
-          </w:tblCellMar>
-        </w:tblPrEx>
         <w:trPr>
           <w:cantSplit/>
         </w:trPr>
@@ -20519,12 +19863,6 @@
         </w:tc>
       </w:tr>
       <w:tr>
-        <w:tblPrEx>
-          <w:tblCellMar>
-            <w:top w:w="0" w:type="dxa"/>
-            <w:bottom w:w="0" w:type="dxa"/>
-          </w:tblCellMar>
-        </w:tblPrEx>
         <w:trPr>
           <w:cantSplit/>
         </w:trPr>
@@ -20789,12 +20127,6 @@
         <w:gridCol w:w="6240"/>
       </w:tblGrid>
       <w:tr>
-        <w:tblPrEx>
-          <w:tblCellMar>
-            <w:top w:w="0" w:type="dxa"/>
-            <w:bottom w:w="0" w:type="dxa"/>
-          </w:tblCellMar>
-        </w:tblPrEx>
         <w:trPr>
           <w:tblHeader/>
         </w:trPr>
@@ -20852,12 +20184,6 @@
         </w:tc>
       </w:tr>
       <w:tr>
-        <w:tblPrEx>
-          <w:tblCellMar>
-            <w:top w:w="0" w:type="dxa"/>
-            <w:bottom w:w="0" w:type="dxa"/>
-          </w:tblCellMar>
-        </w:tblPrEx>
         <w:trPr>
           <w:cantSplit/>
         </w:trPr>
@@ -20909,12 +20235,6 @@
         </w:tc>
       </w:tr>
       <w:tr>
-        <w:tblPrEx>
-          <w:tblCellMar>
-            <w:top w:w="0" w:type="dxa"/>
-            <w:bottom w:w="0" w:type="dxa"/>
-          </w:tblCellMar>
-        </w:tblPrEx>
         <w:trPr>
           <w:cantSplit/>
         </w:trPr>
@@ -20966,12 +20286,6 @@
         </w:tc>
       </w:tr>
       <w:tr>
-        <w:tblPrEx>
-          <w:tblCellMar>
-            <w:top w:w="0" w:type="dxa"/>
-            <w:bottom w:w="0" w:type="dxa"/>
-          </w:tblCellMar>
-        </w:tblPrEx>
         <w:trPr>
           <w:cantSplit/>
         </w:trPr>
@@ -21023,12 +20337,6 @@
         </w:tc>
       </w:tr>
       <w:tr>
-        <w:tblPrEx>
-          <w:tblCellMar>
-            <w:top w:w="0" w:type="dxa"/>
-            <w:bottom w:w="0" w:type="dxa"/>
-          </w:tblCellMar>
-        </w:tblPrEx>
         <w:trPr>
           <w:cantSplit/>
         </w:trPr>
@@ -21080,12 +20388,6 @@
         </w:tc>
       </w:tr>
       <w:tr>
-        <w:tblPrEx>
-          <w:tblCellMar>
-            <w:top w:w="0" w:type="dxa"/>
-            <w:bottom w:w="0" w:type="dxa"/>
-          </w:tblCellMar>
-        </w:tblPrEx>
         <w:trPr>
           <w:cantSplit/>
         </w:trPr>
@@ -21137,12 +20439,6 @@
         </w:tc>
       </w:tr>
       <w:tr>
-        <w:tblPrEx>
-          <w:tblCellMar>
-            <w:top w:w="0" w:type="dxa"/>
-            <w:bottom w:w="0" w:type="dxa"/>
-          </w:tblCellMar>
-        </w:tblPrEx>
         <w:trPr>
           <w:cantSplit/>
         </w:trPr>
@@ -21194,12 +20490,6 @@
         </w:tc>
       </w:tr>
       <w:tr>
-        <w:tblPrEx>
-          <w:tblCellMar>
-            <w:top w:w="0" w:type="dxa"/>
-            <w:bottom w:w="0" w:type="dxa"/>
-          </w:tblCellMar>
-        </w:tblPrEx>
         <w:trPr>
           <w:cantSplit/>
         </w:trPr>
@@ -21251,12 +20541,6 @@
         </w:tc>
       </w:tr>
       <w:tr>
-        <w:tblPrEx>
-          <w:tblCellMar>
-            <w:top w:w="0" w:type="dxa"/>
-            <w:bottom w:w="0" w:type="dxa"/>
-          </w:tblCellMar>
-        </w:tblPrEx>
         <w:trPr>
           <w:cantSplit/>
         </w:trPr>
@@ -21308,12 +20592,6 @@
         </w:tc>
       </w:tr>
       <w:tr>
-        <w:tblPrEx>
-          <w:tblCellMar>
-            <w:top w:w="0" w:type="dxa"/>
-            <w:bottom w:w="0" w:type="dxa"/>
-          </w:tblCellMar>
-        </w:tblPrEx>
         <w:trPr>
           <w:cantSplit/>
         </w:trPr>
@@ -21467,12 +20745,6 @@
         <w:gridCol w:w="3120"/>
       </w:tblGrid>
       <w:tr>
-        <w:tblPrEx>
-          <w:tblCellMar>
-            <w:top w:w="0" w:type="dxa"/>
-            <w:bottom w:w="0" w:type="dxa"/>
-          </w:tblCellMar>
-        </w:tblPrEx>
         <w:trPr>
           <w:tblHeader/>
         </w:trPr>
@@ -21557,12 +20829,6 @@
         </w:tc>
       </w:tr>
       <w:tr>
-        <w:tblPrEx>
-          <w:tblCellMar>
-            <w:top w:w="0" w:type="dxa"/>
-            <w:bottom w:w="0" w:type="dxa"/>
-          </w:tblCellMar>
-        </w:tblPrEx>
         <w:trPr>
           <w:cantSplit/>
         </w:trPr>
@@ -21637,12 +20903,6 @@
         </w:tc>
       </w:tr>
       <w:tr>
-        <w:tblPrEx>
-          <w:tblCellMar>
-            <w:top w:w="0" w:type="dxa"/>
-            <w:bottom w:w="0" w:type="dxa"/>
-          </w:tblCellMar>
-        </w:tblPrEx>
         <w:trPr>
           <w:cantSplit/>
         </w:trPr>
@@ -21717,12 +20977,6 @@
         </w:tc>
       </w:tr>
       <w:tr>
-        <w:tblPrEx>
-          <w:tblCellMar>
-            <w:top w:w="0" w:type="dxa"/>
-            <w:bottom w:w="0" w:type="dxa"/>
-          </w:tblCellMar>
-        </w:tblPrEx>
         <w:trPr>
           <w:cantSplit/>
         </w:trPr>
@@ -21797,12 +21051,6 @@
         </w:tc>
       </w:tr>
       <w:tr>
-        <w:tblPrEx>
-          <w:tblCellMar>
-            <w:top w:w="0" w:type="dxa"/>
-            <w:bottom w:w="0" w:type="dxa"/>
-          </w:tblCellMar>
-        </w:tblPrEx>
         <w:trPr>
           <w:cantSplit/>
         </w:trPr>
@@ -21877,12 +21125,6 @@
         </w:tc>
       </w:tr>
       <w:tr>
-        <w:tblPrEx>
-          <w:tblCellMar>
-            <w:top w:w="0" w:type="dxa"/>
-            <w:bottom w:w="0" w:type="dxa"/>
-          </w:tblCellMar>
-        </w:tblPrEx>
         <w:trPr>
           <w:cantSplit/>
         </w:trPr>
@@ -21999,12 +21241,6 @@
         <w:gridCol w:w="5960"/>
       </w:tblGrid>
       <w:tr>
-        <w:tblPrEx>
-          <w:tblCellMar>
-            <w:top w:w="0" w:type="dxa"/>
-            <w:bottom w:w="0" w:type="dxa"/>
-          </w:tblCellMar>
-        </w:tblPrEx>
         <w:trPr>
           <w:tblHeader/>
         </w:trPr>
@@ -22062,12 +21298,6 @@
         </w:tc>
       </w:tr>
       <w:tr>
-        <w:tblPrEx>
-          <w:tblCellMar>
-            <w:top w:w="0" w:type="dxa"/>
-            <w:bottom w:w="0" w:type="dxa"/>
-          </w:tblCellMar>
-        </w:tblPrEx>
         <w:trPr>
           <w:cantSplit/>
         </w:trPr>
@@ -22119,12 +21349,6 @@
         </w:tc>
       </w:tr>
       <w:tr>
-        <w:tblPrEx>
-          <w:tblCellMar>
-            <w:top w:w="0" w:type="dxa"/>
-            <w:bottom w:w="0" w:type="dxa"/>
-          </w:tblCellMar>
-        </w:tblPrEx>
         <w:trPr>
           <w:cantSplit/>
         </w:trPr>
@@ -22176,12 +21400,6 @@
         </w:tc>
       </w:tr>
       <w:tr>
-        <w:tblPrEx>
-          <w:tblCellMar>
-            <w:top w:w="0" w:type="dxa"/>
-            <w:bottom w:w="0" w:type="dxa"/>
-          </w:tblCellMar>
-        </w:tblPrEx>
         <w:trPr>
           <w:cantSplit/>
         </w:trPr>
@@ -22233,12 +21451,6 @@
         </w:tc>
       </w:tr>
       <w:tr>
-        <w:tblPrEx>
-          <w:tblCellMar>
-            <w:top w:w="0" w:type="dxa"/>
-            <w:bottom w:w="0" w:type="dxa"/>
-          </w:tblCellMar>
-        </w:tblPrEx>
         <w:trPr>
           <w:cantSplit/>
         </w:trPr>
@@ -22290,12 +21502,6 @@
         </w:tc>
       </w:tr>
       <w:tr>
-        <w:tblPrEx>
-          <w:tblCellMar>
-            <w:top w:w="0" w:type="dxa"/>
-            <w:bottom w:w="0" w:type="dxa"/>
-          </w:tblCellMar>
-        </w:tblPrEx>
         <w:trPr>
           <w:cantSplit/>
         </w:trPr>
@@ -22473,12 +21679,6 @@
         <w:gridCol w:w="2560"/>
       </w:tblGrid>
       <w:tr>
-        <w:tblPrEx>
-          <w:tblCellMar>
-            <w:top w:w="0" w:type="dxa"/>
-            <w:bottom w:w="0" w:type="dxa"/>
-          </w:tblCellMar>
-        </w:tblPrEx>
         <w:trPr>
           <w:tblHeader/>
         </w:trPr>
@@ -22562,12 +21762,6 @@
         </w:tc>
       </w:tr>
       <w:tr>
-        <w:tblPrEx>
-          <w:tblCellMar>
-            <w:top w:w="0" w:type="dxa"/>
-            <w:bottom w:w="0" w:type="dxa"/>
-          </w:tblCellMar>
-        </w:tblPrEx>
         <w:trPr>
           <w:cantSplit/>
         </w:trPr>
@@ -22642,12 +21836,6 @@
         </w:tc>
       </w:tr>
       <w:tr>
-        <w:tblPrEx>
-          <w:tblCellMar>
-            <w:top w:w="0" w:type="dxa"/>
-            <w:bottom w:w="0" w:type="dxa"/>
-          </w:tblCellMar>
-        </w:tblPrEx>
         <w:trPr>
           <w:cantSplit/>
         </w:trPr>
@@ -22722,12 +21910,6 @@
         </w:tc>
       </w:tr>
       <w:tr>
-        <w:tblPrEx>
-          <w:tblCellMar>
-            <w:top w:w="0" w:type="dxa"/>
-            <w:bottom w:w="0" w:type="dxa"/>
-          </w:tblCellMar>
-        </w:tblPrEx>
         <w:trPr>
           <w:cantSplit/>
         </w:trPr>
@@ -22802,12 +21984,6 @@
         </w:tc>
       </w:tr>
       <w:tr>
-        <w:tblPrEx>
-          <w:tblCellMar>
-            <w:top w:w="0" w:type="dxa"/>
-            <w:bottom w:w="0" w:type="dxa"/>
-          </w:tblCellMar>
-        </w:tblPrEx>
         <w:trPr>
           <w:cantSplit/>
         </w:trPr>
@@ -22882,12 +22058,6 @@
         </w:tc>
       </w:tr>
       <w:tr>
-        <w:tblPrEx>
-          <w:tblCellMar>
-            <w:top w:w="0" w:type="dxa"/>
-            <w:bottom w:w="0" w:type="dxa"/>
-          </w:tblCellMar>
-        </w:tblPrEx>
         <w:trPr>
           <w:cantSplit/>
         </w:trPr>
@@ -22962,12 +22132,6 @@
         </w:tc>
       </w:tr>
       <w:tr>
-        <w:tblPrEx>
-          <w:tblCellMar>
-            <w:top w:w="0" w:type="dxa"/>
-            <w:bottom w:w="0" w:type="dxa"/>
-          </w:tblCellMar>
-        </w:tblPrEx>
         <w:trPr>
           <w:cantSplit/>
         </w:trPr>
@@ -23233,12 +22397,6 @@
         <w:gridCol w:w="6560"/>
       </w:tblGrid>
       <w:tr>
-        <w:tblPrEx>
-          <w:tblCellMar>
-            <w:top w:w="0" w:type="dxa"/>
-            <w:bottom w:w="0" w:type="dxa"/>
-          </w:tblCellMar>
-        </w:tblPrEx>
         <w:trPr>
           <w:tblHeader/>
         </w:trPr>
@@ -23296,12 +22454,6 @@
         </w:tc>
       </w:tr>
       <w:tr>
-        <w:tblPrEx>
-          <w:tblCellMar>
-            <w:top w:w="0" w:type="dxa"/>
-            <w:bottom w:w="0" w:type="dxa"/>
-          </w:tblCellMar>
-        </w:tblPrEx>
         <w:trPr>
           <w:cantSplit/>
         </w:trPr>
@@ -23353,12 +22505,6 @@
         </w:tc>
       </w:tr>
       <w:tr>
-        <w:tblPrEx>
-          <w:tblCellMar>
-            <w:top w:w="0" w:type="dxa"/>
-            <w:bottom w:w="0" w:type="dxa"/>
-          </w:tblCellMar>
-        </w:tblPrEx>
         <w:trPr>
           <w:cantSplit/>
         </w:trPr>
@@ -23410,12 +22556,6 @@
         </w:tc>
       </w:tr>
       <w:tr>
-        <w:tblPrEx>
-          <w:tblCellMar>
-            <w:top w:w="0" w:type="dxa"/>
-            <w:bottom w:w="0" w:type="dxa"/>
-          </w:tblCellMar>
-        </w:tblPrEx>
         <w:trPr>
           <w:cantSplit/>
         </w:trPr>
@@ -23467,12 +22607,6 @@
         </w:tc>
       </w:tr>
       <w:tr>
-        <w:tblPrEx>
-          <w:tblCellMar>
-            <w:top w:w="0" w:type="dxa"/>
-            <w:bottom w:w="0" w:type="dxa"/>
-          </w:tblCellMar>
-        </w:tblPrEx>
         <w:trPr>
           <w:cantSplit/>
         </w:trPr>
@@ -23524,12 +22658,6 @@
         </w:tc>
       </w:tr>
       <w:tr>
-        <w:tblPrEx>
-          <w:tblCellMar>
-            <w:top w:w="0" w:type="dxa"/>
-            <w:bottom w:w="0" w:type="dxa"/>
-          </w:tblCellMar>
-        </w:tblPrEx>
         <w:trPr>
           <w:cantSplit/>
         </w:trPr>
@@ -23581,12 +22709,6 @@
         </w:tc>
       </w:tr>
       <w:tr>
-        <w:tblPrEx>
-          <w:tblCellMar>
-            <w:top w:w="0" w:type="dxa"/>
-            <w:bottom w:w="0" w:type="dxa"/>
-          </w:tblCellMar>
-        </w:tblPrEx>
         <w:trPr>
           <w:cantSplit/>
         </w:trPr>
@@ -23638,12 +22760,6 @@
         </w:tc>
       </w:tr>
       <w:tr>
-        <w:tblPrEx>
-          <w:tblCellMar>
-            <w:top w:w="0" w:type="dxa"/>
-            <w:bottom w:w="0" w:type="dxa"/>
-          </w:tblCellMar>
-        </w:tblPrEx>
         <w:trPr>
           <w:cantSplit/>
         </w:trPr>
@@ -23695,12 +22811,6 @@
         </w:tc>
       </w:tr>
       <w:tr>
-        <w:tblPrEx>
-          <w:tblCellMar>
-            <w:top w:w="0" w:type="dxa"/>
-            <w:bottom w:w="0" w:type="dxa"/>
-          </w:tblCellMar>
-        </w:tblPrEx>
         <w:trPr>
           <w:cantSplit/>
         </w:trPr>
@@ -23752,12 +22862,6 @@
         </w:tc>
       </w:tr>
       <w:tr>
-        <w:tblPrEx>
-          <w:tblCellMar>
-            <w:top w:w="0" w:type="dxa"/>
-            <w:bottom w:w="0" w:type="dxa"/>
-          </w:tblCellMar>
-        </w:tblPrEx>
         <w:trPr>
           <w:cantSplit/>
         </w:trPr>
@@ -23809,12 +22913,6 @@
         </w:tc>
       </w:tr>
       <w:tr>
-        <w:tblPrEx>
-          <w:tblCellMar>
-            <w:top w:w="0" w:type="dxa"/>
-            <w:bottom w:w="0" w:type="dxa"/>
-          </w:tblCellMar>
-        </w:tblPrEx>
         <w:trPr>
           <w:cantSplit/>
         </w:trPr>
@@ -23974,7 +23072,13 @@
         <w:spacing w:after="100" w:line="300" w:lineRule="auto"/>
       </w:pPr>
       <w:r>
-        <w:t>J. M. Barrie, Peter and Wendy (1911, domínio público) — mitologia-base: Terra do Nunca, Peter, Sininho, o crocodilo e o relógio.</w:t>
+        <w:t xml:space="preserve">J. M. Barrie, Peter and </w:t>
+      </w:r>
+      <w:r>
+        <w:t>Wendy</w:t>
+      </w:r>
+      <w:r>
+        <w:t xml:space="preserve"> (1911, domínio público) — mitologia-base: Terra do Nunca, Peter, Sininho, o crocodilo e o relógio.</w:t>
       </w:r>
     </w:p>
     <w:p>
@@ -24046,12 +23150,6 @@
         <w:gridCol w:w="6960"/>
       </w:tblGrid>
       <w:tr>
-        <w:tblPrEx>
-          <w:tblCellMar>
-            <w:top w:w="0" w:type="dxa"/>
-            <w:bottom w:w="0" w:type="dxa"/>
-          </w:tblCellMar>
-        </w:tblPrEx>
         <w:trPr>
           <w:tblHeader/>
         </w:trPr>
@@ -24109,12 +23207,6 @@
         </w:tc>
       </w:tr>
       <w:tr>
-        <w:tblPrEx>
-          <w:tblCellMar>
-            <w:top w:w="0" w:type="dxa"/>
-            <w:bottom w:w="0" w:type="dxa"/>
-          </w:tblCellMar>
-        </w:tblPrEx>
         <w:trPr>
           <w:cantSplit/>
         </w:trPr>
@@ -24166,12 +23258,6 @@
         </w:tc>
       </w:tr>
       <w:tr>
-        <w:tblPrEx>
-          <w:tblCellMar>
-            <w:top w:w="0" w:type="dxa"/>
-            <w:bottom w:w="0" w:type="dxa"/>
-          </w:tblCellMar>
-        </w:tblPrEx>
         <w:trPr>
           <w:cantSplit/>
         </w:trPr>
@@ -24223,12 +23309,6 @@
         </w:tc>
       </w:tr>
       <w:tr>
-        <w:tblPrEx>
-          <w:tblCellMar>
-            <w:top w:w="0" w:type="dxa"/>
-            <w:bottom w:w="0" w:type="dxa"/>
-          </w:tblCellMar>
-        </w:tblPrEx>
         <w:trPr>
           <w:cantSplit/>
         </w:trPr>
@@ -24280,12 +23360,6 @@
         </w:tc>
       </w:tr>
       <w:tr>
-        <w:tblPrEx>
-          <w:tblCellMar>
-            <w:top w:w="0" w:type="dxa"/>
-            <w:bottom w:w="0" w:type="dxa"/>
-          </w:tblCellMar>
-        </w:tblPrEx>
         <w:trPr>
           <w:cantSplit/>
         </w:trPr>
@@ -24374,12 +23448,6 @@
         <w:gridCol w:w="6960"/>
       </w:tblGrid>
       <w:tr>
-        <w:tblPrEx>
-          <w:tblCellMar>
-            <w:top w:w="0" w:type="dxa"/>
-            <w:bottom w:w="0" w:type="dxa"/>
-          </w:tblCellMar>
-        </w:tblPrEx>
         <w:trPr>
           <w:tblHeader/>
         </w:trPr>
@@ -24437,12 +23505,6 @@
         </w:tc>
       </w:tr>
       <w:tr>
-        <w:tblPrEx>
-          <w:tblCellMar>
-            <w:top w:w="0" w:type="dxa"/>
-            <w:bottom w:w="0" w:type="dxa"/>
-          </w:tblCellMar>
-        </w:tblPrEx>
         <w:trPr>
           <w:cantSplit/>
         </w:trPr>
@@ -24465,7 +23527,23 @@
                 <w:sz w:val="20"/>
                 <w:szCs w:val="20"/>
               </w:rPr>
-              <w:t>Peter Pan: 'Ora ora, se não é o Wendy. Estávamos esperando por você!'</w:t>
+              <w:t xml:space="preserve">Peter Pan: 'Ora ora, se não é o </w:t>
+            </w:r>
+            <w:r>
+              <w:rPr>
+                <w:rFonts w:ascii="Arial" w:eastAsia="Arial" w:hAnsi="Arial" w:cs="Arial"/>
+                <w:sz w:val="20"/>
+                <w:szCs w:val="20"/>
+              </w:rPr>
+              <w:t>James</w:t>
+            </w:r>
+            <w:r>
+              <w:rPr>
+                <w:rFonts w:ascii="Arial" w:eastAsia="Arial" w:hAnsi="Arial" w:cs="Arial"/>
+                <w:sz w:val="20"/>
+                <w:szCs w:val="20"/>
+              </w:rPr>
+              <w:t>. Estávamos esperando por você!'</w:t>
             </w:r>
           </w:p>
         </w:tc>
@@ -24494,12 +23572,6 @@
         </w:tc>
       </w:tr>
       <w:tr>
-        <w:tblPrEx>
-          <w:tblCellMar>
-            <w:top w:w="0" w:type="dxa"/>
-            <w:bottom w:w="0" w:type="dxa"/>
-          </w:tblCellMar>
-        </w:tblPrEx>
         <w:trPr>
           <w:cantSplit/>
         </w:trPr>
@@ -24551,12 +23623,6 @@
         </w:tc>
       </w:tr>
       <w:tr>
-        <w:tblPrEx>
-          <w:tblCellMar>
-            <w:top w:w="0" w:type="dxa"/>
-            <w:bottom w:w="0" w:type="dxa"/>
-          </w:tblCellMar>
-        </w:tblPrEx>
         <w:trPr>
           <w:cantSplit/>
         </w:trPr>
@@ -24608,12 +23674,6 @@
         </w:tc>
       </w:tr>
       <w:tr>
-        <w:tblPrEx>
-          <w:tblCellMar>
-            <w:top w:w="0" w:type="dxa"/>
-            <w:bottom w:w="0" w:type="dxa"/>
-          </w:tblCellMar>
-        </w:tblPrEx>
         <w:trPr>
           <w:cantSplit/>
         </w:trPr>
@@ -24702,12 +23762,6 @@
         <w:gridCol w:w="6960"/>
       </w:tblGrid>
       <w:tr>
-        <w:tblPrEx>
-          <w:tblCellMar>
-            <w:top w:w="0" w:type="dxa"/>
-            <w:bottom w:w="0" w:type="dxa"/>
-          </w:tblCellMar>
-        </w:tblPrEx>
         <w:trPr>
           <w:tblHeader/>
         </w:trPr>
@@ -24765,12 +23819,6 @@
         </w:tc>
       </w:tr>
       <w:tr>
-        <w:tblPrEx>
-          <w:tblCellMar>
-            <w:top w:w="0" w:type="dxa"/>
-            <w:bottom w:w="0" w:type="dxa"/>
-          </w:tblCellMar>
-        </w:tblPrEx>
         <w:trPr>
           <w:cantSplit/>
         </w:trPr>
@@ -24822,12 +23870,6 @@
         </w:tc>
       </w:tr>
       <w:tr>
-        <w:tblPrEx>
-          <w:tblCellMar>
-            <w:top w:w="0" w:type="dxa"/>
-            <w:bottom w:w="0" w:type="dxa"/>
-          </w:tblCellMar>
-        </w:tblPrEx>
         <w:trPr>
           <w:cantSplit/>
         </w:trPr>
@@ -24873,18 +23915,28 @@
                 <w:sz w:val="20"/>
                 <w:szCs w:val="20"/>
               </w:rPr>
-              <w:t>[E] Wendy entra na fantasia</w:t>
+              <w:t xml:space="preserve">[E] </w:t>
+            </w:r>
+            <w:r>
+              <w:rPr>
+                <w:rFonts w:ascii="Arial" w:eastAsia="Arial" w:hAnsi="Arial" w:cs="Arial"/>
+                <w:sz w:val="20"/>
+                <w:szCs w:val="20"/>
+              </w:rPr>
+              <w:t>James</w:t>
+            </w:r>
+            <w:r>
+              <w:rPr>
+                <w:rFonts w:ascii="Arial" w:eastAsia="Arial" w:hAnsi="Arial" w:cs="Arial"/>
+                <w:sz w:val="20"/>
+                <w:szCs w:val="20"/>
+              </w:rPr>
+              <w:t xml:space="preserve"> entra na fantasia</w:t>
             </w:r>
           </w:p>
         </w:tc>
       </w:tr>
       <w:tr>
-        <w:tblPrEx>
-          <w:tblCellMar>
-            <w:top w:w="0" w:type="dxa"/>
-            <w:bottom w:w="0" w:type="dxa"/>
-          </w:tblCellMar>
-        </w:tblPrEx>
         <w:trPr>
           <w:cantSplit/>
         </w:trPr>
@@ -24973,12 +24025,6 @@
         <w:gridCol w:w="6960"/>
       </w:tblGrid>
       <w:tr>
-        <w:tblPrEx>
-          <w:tblCellMar>
-            <w:top w:w="0" w:type="dxa"/>
-            <w:bottom w:w="0" w:type="dxa"/>
-          </w:tblCellMar>
-        </w:tblPrEx>
         <w:trPr>
           <w:tblHeader/>
         </w:trPr>
@@ -25036,12 +24082,6 @@
         </w:tc>
       </w:tr>
       <w:tr>
-        <w:tblPrEx>
-          <w:tblCellMar>
-            <w:top w:w="0" w:type="dxa"/>
-            <w:bottom w:w="0" w:type="dxa"/>
-          </w:tblCellMar>
-        </w:tblPrEx>
         <w:trPr>
           <w:cantSplit/>
         </w:trPr>
@@ -25093,12 +24133,6 @@
         </w:tc>
       </w:tr>
       <w:tr>
-        <w:tblPrEx>
-          <w:tblCellMar>
-            <w:top w:w="0" w:type="dxa"/>
-            <w:bottom w:w="0" w:type="dxa"/>
-          </w:tblCellMar>
-        </w:tblPrEx>
         <w:trPr>
           <w:cantSplit/>
         </w:trPr>
@@ -25151,12 +24185,6 @@
         </w:tc>
       </w:tr>
       <w:tr>
-        <w:tblPrEx>
-          <w:tblCellMar>
-            <w:top w:w="0" w:type="dxa"/>
-            <w:bottom w:w="0" w:type="dxa"/>
-          </w:tblCellMar>
-        </w:tblPrEx>
         <w:trPr>
           <w:cantSplit/>
         </w:trPr>
@@ -25208,12 +24236,6 @@
         </w:tc>
       </w:tr>
       <w:tr>
-        <w:tblPrEx>
-          <w:tblCellMar>
-            <w:top w:w="0" w:type="dxa"/>
-            <w:bottom w:w="0" w:type="dxa"/>
-          </w:tblCellMar>
-        </w:tblPrEx>
         <w:trPr>
           <w:cantSplit/>
         </w:trPr>
@@ -25309,12 +24331,6 @@
         <w:gridCol w:w="9360"/>
       </w:tblGrid>
       <w:tr>
-        <w:tblPrEx>
-          <w:tblCellMar>
-            <w:top w:w="0" w:type="dxa"/>
-            <w:bottom w:w="0" w:type="dxa"/>
-          </w:tblCellMar>
-        </w:tblPrEx>
         <w:tc>
           <w:tcPr>
             <w:tcW w:w="9360" w:type="dxa"/>
